--- a/lessons/6-8/downloads/reveal/teacher/6.8-session-2-prerequisite-practice-b.docx
+++ b/lessons/6-8/downloads/reveal/teacher/6.8-session-2-prerequisite-practice-b.docx
@@ -15,10 +15,28 @@
         <w:rPr>
           <w:rFonts w:ascii="Avenir Next" w:hAnsi="Avenir Next" w:cs="Avenir Next" w:eastAsia="Avenir Next"/>
           <w:color w:val="1A1A1A"/>
+          <w:sz w:val="22"/>
+          <w:szCs w:val="20"/>
+        </w:rPr>
+        <w:t xml:space="preserve">Name</w:t>
+      </w:r>
+      <w:r>
+        <w:rPr>
+          <w:rFonts w:ascii="Avenir Next" w:hAnsi="Avenir Next" w:cs="Avenir Next" w:eastAsia="Avenir Next"/>
+          <w:color w:val="1A1A1A"/>
           <w:sz w:val="20"/>
           <w:szCs w:val="20"/>
         </w:rPr>
-        <w:t xml:space="preserve">Name</w:t>
+        <w:tab/>
+      </w:r>
+      <w:r>
+        <w:rPr>
+          <w:rFonts w:ascii="Avenir Next" w:hAnsi="Avenir Next" w:cs="Avenir Next" w:eastAsia="Avenir Next"/>
+          <w:color w:val="1A1A1A"/>
+          <w:sz w:val="22"/>
+          <w:szCs w:val="20"/>
+        </w:rPr>
+        <w:t xml:space="preserve">   Date</w:t>
       </w:r>
       <w:r>
         <w:rPr>
@@ -33,25 +51,7 @@
         <w:rPr>
           <w:rFonts w:ascii="Avenir Next" w:hAnsi="Avenir Next" w:cs="Avenir Next" w:eastAsia="Avenir Next"/>
           <w:color w:val="1A1A1A"/>
-          <w:sz w:val="20"/>
-          <w:szCs w:val="20"/>
-        </w:rPr>
-        <w:t xml:space="preserve">   Date</w:t>
-      </w:r>
-      <w:r>
-        <w:rPr>
-          <w:rFonts w:ascii="Avenir Next" w:hAnsi="Avenir Next" w:cs="Avenir Next" w:eastAsia="Avenir Next"/>
-          <w:color w:val="1A1A1A"/>
-          <w:sz w:val="20"/>
-          <w:szCs w:val="20"/>
-        </w:rPr>
-        <w:tab/>
-      </w:r>
-      <w:r>
-        <w:rPr>
-          <w:rFonts w:ascii="Avenir Next" w:hAnsi="Avenir Next" w:cs="Avenir Next" w:eastAsia="Avenir Next"/>
-          <w:color w:val="1A1A1A"/>
-          <w:sz w:val="20"/>
+          <w:sz w:val="22"/>
           <w:szCs w:val="20"/>
         </w:rPr>
         <w:t xml:space="preserve">   Period</w:t>
@@ -78,7 +78,7 @@
           <w:caps/>
           <w:color w:val="003A70"/>
           <w:spacing w:val="12"/>
-          <w:sz w:val="19"/>
+          <w:sz w:val="22"/>
           <w:szCs w:val="19"/>
         </w:rPr>
         <w:t xml:space="preserve">Lesson 6-8  ·  Session 2  ·  Prerequisite Practice B  ·  Skill 1 of 2</w:t>
@@ -86,6 +86,7 @@
     </w:p>
     <w:p>
       <w:pPr>
+        <w:pStyle w:val="Heading1"/>
         <w:keepNext/>
         <w:spacing w:before="0" w:after="10" w:line="240" w:lineRule="auto"/>
       </w:pPr>
@@ -111,7 +112,7 @@
         <w:rPr>
           <w:rFonts w:ascii="Avenir Next" w:hAnsi="Avenir Next" w:cs="Avenir Next" w:eastAsia="Avenir Next"/>
           <w:color w:val="5A5F66"/>
-          <w:sz w:val="17"/>
+          <w:sz w:val="22"/>
           <w:szCs w:val="17"/>
         </w:rPr>
         <w:t xml:space="preserve">Builds on Lesson 6-7 Session 1 · 6.NS.B.4</w:t>
@@ -154,6 +155,7 @@
           </w:tcPr>
           <w:p>
             <w:pPr>
+              <w:pStyle w:val="Heading2"/>
               <w:spacing w:before="0" w:after="0" w:line="252" w:lineRule="auto"/>
             </w:pPr>
             <w:r>
@@ -183,7 +185,7 @@
               <w:rPr>
                 <w:rFonts w:ascii="Avenir Next" w:hAnsi="Avenir Next" w:cs="Avenir Next" w:eastAsia="Avenir Next"/>
                 <w:color w:val="1A1A1A"/>
-                <w:sz w:val="20"/>
+                <w:sz w:val="22"/>
                 <w:szCs w:val="20"/>
               </w:rPr>
               <w:t xml:space="preserve">You will factor 20</w:t>
@@ -193,7 +195,7 @@
                 <w:rFonts w:ascii="Avenir Next" w:hAnsi="Avenir Next" w:cs="Avenir Next" w:eastAsia="Avenir Next"/>
                 <w:i/>
                 <w:color w:val="1A1A1A"/>
-                <w:sz w:val="20"/>
+                <w:sz w:val="22"/>
                 <w:szCs w:val="20"/>
               </w:rPr>
               <w:t xml:space="preserve">t</w:t>
@@ -202,7 +204,7 @@
               <w:rPr>
                 <w:rFonts w:ascii="Avenir Next" w:hAnsi="Avenir Next" w:cs="Avenir Next" w:eastAsia="Avenir Next"/>
                 <w:color w:val="1A1A1A"/>
-                <w:sz w:val="20"/>
+                <w:sz w:val="22"/>
                 <w:szCs w:val="20"/>
               </w:rPr>
               <w:t xml:space="preserve"> + 45 by pulling out the GCF of 20 and 45.</w:t>
@@ -222,6 +224,7 @@
           </w:tcPr>
           <w:p>
             <w:pPr>
+              <w:pStyle w:val="Heading2"/>
               <w:spacing w:before="0" w:after="0" w:line="252" w:lineRule="auto"/>
             </w:pPr>
             <w:r>
@@ -251,7 +254,7 @@
               <w:rPr>
                 <w:rFonts w:ascii="Avenir Next" w:hAnsi="Avenir Next" w:cs="Avenir Next" w:eastAsia="Avenir Next"/>
                 <w:color w:val="1A1A1A"/>
-                <w:sz w:val="20"/>
+                <w:sz w:val="22"/>
                 <w:szCs w:val="20"/>
               </w:rPr>
               <w:t xml:space="preserve">Find the GCF of two numbers, like 20 and 45: the GCF is 5.  </w:t>
@@ -261,7 +264,7 @@
                 <w:rFonts w:ascii="Avenir Next" w:hAnsi="Avenir Next" w:cs="Avenir Next" w:eastAsia="Avenir Next"/>
                 <w:b/>
                 <w:color w:val="1A1A1A"/>
-                <w:sz w:val="20"/>
+                <w:sz w:val="22"/>
                 <w:szCs w:val="20"/>
               </w:rPr>
               <w:t xml:space="preserve">You will use it in Practice Form A, problems 2 and 3.</w:t>
@@ -272,6 +275,7 @@
     </w:tbl>
     <w:p>
       <w:pPr>
+        <w:pStyle w:val="Heading2"/>
         <w:keepNext/>
         <w:pBdr>
           <w:bottom w:val="single" w:sz="8" w:space="3" w:color="003A70"/>
@@ -287,7 +291,7 @@
           <w:b/>
           <w:color w:val="003A70"/>
           <w:spacing w:val="14"/>
-          <w:sz w:val="19"/>
+          <w:sz w:val="22"/>
           <w:szCs w:val="19"/>
         </w:rPr>
         <w:t xml:space="preserve">STEPS TO FOLLOW</w:t>
@@ -306,7 +310,7 @@
           <w:rFonts w:ascii="Avenir Next" w:hAnsi="Avenir Next" w:cs="Avenir Next" w:eastAsia="Avenir Next"/>
           <w:i/>
           <w:color w:val="5A5F66"/>
-          <w:sz w:val="17"/>
+          <w:sz w:val="22"/>
           <w:szCs w:val="17"/>
         </w:rPr>
         <w:t xml:space="preserve">use these same steps on every problem</w:t>
@@ -348,6 +352,7 @@
           </w:tcPr>
           <w:p>
             <w:pPr>
+              <w:pStyle w:val="Heading1"/>
               <w:spacing w:before="0" w:after="0" w:line="240" w:lineRule="auto"/>
               <w:jc w:val="center"/>
             </w:pPr>
@@ -376,7 +381,7 @@
               <w:rPr>
                 <w:rFonts w:ascii="Avenir Next" w:hAnsi="Avenir Next" w:cs="Avenir Next" w:eastAsia="Avenir Next"/>
                 <w:color w:val="1A1A1A"/>
-                <w:sz w:val="21"/>
+                <w:sz w:val="22"/>
                 <w:szCs w:val="21"/>
               </w:rPr>
               <w:t xml:space="preserve">List all the </w:t>
@@ -386,7 +391,7 @@
                 <w:rFonts w:ascii="Avenir Next" w:hAnsi="Avenir Next" w:cs="Avenir Next" w:eastAsia="Avenir Next"/>
                 <w:b/>
                 <w:color w:val="1A1A1A"/>
-                <w:sz w:val="21"/>
+                <w:sz w:val="22"/>
                 <w:szCs w:val="21"/>
               </w:rPr>
               <w:t xml:space="preserve">factors</w:t>
@@ -395,7 +400,7 @@
               <w:rPr>
                 <w:rFonts w:ascii="Avenir Next" w:hAnsi="Avenir Next" w:cs="Avenir Next" w:eastAsia="Avenir Next"/>
                 <w:color w:val="1A1A1A"/>
-                <w:sz w:val="21"/>
+                <w:sz w:val="22"/>
                 <w:szCs w:val="21"/>
               </w:rPr>
               <w:t xml:space="preserve"> of the first number.</w:t>
@@ -414,6 +419,7 @@
           </w:tcPr>
           <w:p>
             <w:pPr>
+              <w:pStyle w:val="Heading1"/>
               <w:spacing w:before="0" w:after="0" w:line="240" w:lineRule="auto"/>
               <w:jc w:val="center"/>
             </w:pPr>
@@ -442,7 +448,7 @@
               <w:rPr>
                 <w:rFonts w:ascii="Avenir Next" w:hAnsi="Avenir Next" w:cs="Avenir Next" w:eastAsia="Avenir Next"/>
                 <w:color w:val="1A1A1A"/>
-                <w:sz w:val="21"/>
+                <w:sz w:val="22"/>
                 <w:szCs w:val="21"/>
               </w:rPr>
               <w:t xml:space="preserve">List all the </w:t>
@@ -452,7 +458,7 @@
                 <w:rFonts w:ascii="Avenir Next" w:hAnsi="Avenir Next" w:cs="Avenir Next" w:eastAsia="Avenir Next"/>
                 <w:b/>
                 <w:color w:val="1A1A1A"/>
-                <w:sz w:val="21"/>
+                <w:sz w:val="22"/>
                 <w:szCs w:val="21"/>
               </w:rPr>
               <w:t xml:space="preserve">factors</w:t>
@@ -461,7 +467,7 @@
               <w:rPr>
                 <w:rFonts w:ascii="Avenir Next" w:hAnsi="Avenir Next" w:cs="Avenir Next" w:eastAsia="Avenir Next"/>
                 <w:color w:val="1A1A1A"/>
-                <w:sz w:val="21"/>
+                <w:sz w:val="22"/>
                 <w:szCs w:val="21"/>
               </w:rPr>
               <w:t xml:space="preserve"> of the second number.</w:t>
@@ -480,6 +486,7 @@
           </w:tcPr>
           <w:p>
             <w:pPr>
+              <w:pStyle w:val="Heading1"/>
               <w:spacing w:before="0" w:after="0" w:line="240" w:lineRule="auto"/>
               <w:jc w:val="center"/>
             </w:pPr>
@@ -508,7 +515,7 @@
               <w:rPr>
                 <w:rFonts w:ascii="Avenir Next" w:hAnsi="Avenir Next" w:cs="Avenir Next" w:eastAsia="Avenir Next"/>
                 <w:color w:val="1A1A1A"/>
-                <w:sz w:val="21"/>
+                <w:sz w:val="22"/>
                 <w:szCs w:val="21"/>
               </w:rPr>
               <w:t xml:space="preserve">Find the </w:t>
@@ -518,7 +525,7 @@
                 <w:rFonts w:ascii="Avenir Next" w:hAnsi="Avenir Next" w:cs="Avenir Next" w:eastAsia="Avenir Next"/>
                 <w:b/>
                 <w:color w:val="1A1A1A"/>
-                <w:sz w:val="21"/>
+                <w:sz w:val="22"/>
                 <w:szCs w:val="21"/>
               </w:rPr>
               <w:t xml:space="preserve">greatest</w:t>
@@ -527,7 +534,7 @@
               <w:rPr>
                 <w:rFonts w:ascii="Avenir Next" w:hAnsi="Avenir Next" w:cs="Avenir Next" w:eastAsia="Avenir Next"/>
                 <w:color w:val="1A1A1A"/>
-                <w:sz w:val="21"/>
+                <w:sz w:val="22"/>
                 <w:szCs w:val="21"/>
               </w:rPr>
               <w:t xml:space="preserve"> number on both lists.</w:t>
@@ -538,6 +545,7 @@
     </w:tbl>
     <w:p>
       <w:pPr>
+        <w:pStyle w:val="Heading2"/>
         <w:keepNext/>
         <w:pBdr>
           <w:bottom w:val="single" w:sz="8" w:space="3" w:color="003A70"/>
@@ -553,7 +561,7 @@
           <w:b/>
           <w:color w:val="003A70"/>
           <w:spacing w:val="14"/>
-          <w:sz w:val="19"/>
+          <w:sz w:val="22"/>
           <w:szCs w:val="19"/>
         </w:rPr>
         <w:t xml:space="preserve">WATCH ME</w:t>
@@ -572,7 +580,7 @@
           <w:rFonts w:ascii="Avenir Next" w:hAnsi="Avenir Next" w:cs="Avenir Next" w:eastAsia="Avenir Next"/>
           <w:i/>
           <w:color w:val="5A5F66"/>
-          <w:sz w:val="17"/>
+          <w:sz w:val="22"/>
           <w:szCs w:val="17"/>
         </w:rPr>
         <w:t xml:space="preserve">the steps in action</w:t>
@@ -587,7 +595,7 @@
           <w:rFonts w:ascii="Avenir Next" w:hAnsi="Avenir Next" w:cs="Avenir Next" w:eastAsia="Avenir Next"/>
           <w:b/>
           <w:color w:val="1A1A1A"/>
-          <w:sz w:val="21"/>
+          <w:sz w:val="22"/>
           <w:szCs w:val="21"/>
         </w:rPr>
         <w:t xml:space="preserve">Find the GCF of 24 and 30.</w:t>
@@ -606,25 +614,25 @@
           <w:rFonts w:ascii="Avenir Next" w:hAnsi="Avenir Next" w:cs="Avenir Next" w:eastAsia="Avenir Next"/>
           <w:b/>
           <w:color w:val="003A70"/>
+          <w:sz w:val="22"/>
+          <w:szCs w:val="19"/>
+        </w:rPr>
+        <w:t xml:space="preserve">Step 1</w:t>
+      </w:r>
+      <w:r>
+        <w:rPr>
+          <w:rFonts w:ascii="Avenir Next" w:hAnsi="Avenir Next" w:cs="Avenir Next" w:eastAsia="Avenir Next"/>
+          <w:color w:val="1A1A1A"/>
           <w:sz w:val="19"/>
           <w:szCs w:val="19"/>
         </w:rPr>
-        <w:t xml:space="preserve">Step 1</w:t>
-      </w:r>
-      <w:r>
-        <w:rPr>
-          <w:rFonts w:ascii="Avenir Next" w:hAnsi="Avenir Next" w:cs="Avenir Next" w:eastAsia="Avenir Next"/>
-          <w:color w:val="1A1A1A"/>
-          <w:sz w:val="19"/>
-          <w:szCs w:val="19"/>
-        </w:rPr>
         <w:tab/>
       </w:r>
       <w:r>
         <w:rPr>
           <w:rFonts w:ascii="Avenir Next" w:hAnsi="Avenir Next" w:cs="Avenir Next" w:eastAsia="Avenir Next"/>
           <w:color w:val="1A1A1A"/>
-          <w:sz w:val="21"/>
+          <w:sz w:val="22"/>
           <w:szCs w:val="21"/>
         </w:rPr>
         <w:t xml:space="preserve">24: 1, 2, 3, 4, 6, 8, 12, 24</w:t>
@@ -643,25 +651,25 @@
           <w:rFonts w:ascii="Avenir Next" w:hAnsi="Avenir Next" w:cs="Avenir Next" w:eastAsia="Avenir Next"/>
           <w:b/>
           <w:color w:val="003A70"/>
+          <w:sz w:val="22"/>
+          <w:szCs w:val="19"/>
+        </w:rPr>
+        <w:t xml:space="preserve">Step 2</w:t>
+      </w:r>
+      <w:r>
+        <w:rPr>
+          <w:rFonts w:ascii="Avenir Next" w:hAnsi="Avenir Next" w:cs="Avenir Next" w:eastAsia="Avenir Next"/>
+          <w:color w:val="1A1A1A"/>
           <w:sz w:val="19"/>
           <w:szCs w:val="19"/>
         </w:rPr>
-        <w:t xml:space="preserve">Step 2</w:t>
-      </w:r>
-      <w:r>
-        <w:rPr>
-          <w:rFonts w:ascii="Avenir Next" w:hAnsi="Avenir Next" w:cs="Avenir Next" w:eastAsia="Avenir Next"/>
-          <w:color w:val="1A1A1A"/>
-          <w:sz w:val="19"/>
-          <w:szCs w:val="19"/>
-        </w:rPr>
         <w:tab/>
       </w:r>
       <w:r>
         <w:rPr>
           <w:rFonts w:ascii="Avenir Next" w:hAnsi="Avenir Next" w:cs="Avenir Next" w:eastAsia="Avenir Next"/>
           <w:color w:val="1A1A1A"/>
-          <w:sz w:val="21"/>
+          <w:sz w:val="22"/>
           <w:szCs w:val="21"/>
         </w:rPr>
         <w:t xml:space="preserve">30: 1, 2, 3, 5, 6, 10, 15, 30</w:t>
@@ -680,25 +688,25 @@
           <w:rFonts w:ascii="Avenir Next" w:hAnsi="Avenir Next" w:cs="Avenir Next" w:eastAsia="Avenir Next"/>
           <w:b/>
           <w:color w:val="003A70"/>
+          <w:sz w:val="22"/>
+          <w:szCs w:val="19"/>
+        </w:rPr>
+        <w:t xml:space="preserve">Step 3</w:t>
+      </w:r>
+      <w:r>
+        <w:rPr>
+          <w:rFonts w:ascii="Avenir Next" w:hAnsi="Avenir Next" w:cs="Avenir Next" w:eastAsia="Avenir Next"/>
+          <w:color w:val="1A1A1A"/>
           <w:sz w:val="19"/>
           <w:szCs w:val="19"/>
         </w:rPr>
-        <w:t xml:space="preserve">Step 3</w:t>
-      </w:r>
-      <w:r>
-        <w:rPr>
-          <w:rFonts w:ascii="Avenir Next" w:hAnsi="Avenir Next" w:cs="Avenir Next" w:eastAsia="Avenir Next"/>
-          <w:color w:val="1A1A1A"/>
-          <w:sz w:val="19"/>
-          <w:szCs w:val="19"/>
-        </w:rPr>
         <w:tab/>
       </w:r>
       <w:r>
         <w:rPr>
           <w:rFonts w:ascii="Avenir Next" w:hAnsi="Avenir Next" w:cs="Avenir Next" w:eastAsia="Avenir Next"/>
           <w:color w:val="1A1A1A"/>
-          <w:sz w:val="21"/>
+          <w:sz w:val="22"/>
           <w:szCs w:val="21"/>
         </w:rPr>
         <w:t xml:space="preserve">Both lists: 1, 2, 3, 6. The greatest is 6.</w:t>
@@ -717,18 +725,18 @@
           <w:rFonts w:ascii="Avenir Next" w:hAnsi="Avenir Next" w:cs="Avenir Next" w:eastAsia="Avenir Next"/>
           <w:b/>
           <w:color w:val="1A1A1A"/>
+          <w:sz w:val="22"/>
+          <w:szCs w:val="21"/>
+        </w:rPr>
+        <w:t xml:space="preserve">Answer</w:t>
+      </w:r>
+      <w:r>
+        <w:rPr>
+          <w:rFonts w:ascii="Avenir Next" w:hAnsi="Avenir Next" w:cs="Avenir Next" w:eastAsia="Avenir Next"/>
+          <w:color w:val="1A1A1A"/>
           <w:sz w:val="21"/>
           <w:szCs w:val="21"/>
         </w:rPr>
-        <w:t xml:space="preserve">Answer</w:t>
-      </w:r>
-      <w:r>
-        <w:rPr>
-          <w:rFonts w:ascii="Avenir Next" w:hAnsi="Avenir Next" w:cs="Avenir Next" w:eastAsia="Avenir Next"/>
-          <w:color w:val="1A1A1A"/>
-          <w:sz w:val="21"/>
-          <w:szCs w:val="21"/>
-        </w:rPr>
         <w:tab/>
       </w:r>
       <w:r>
@@ -736,7 +744,7 @@
           <w:rFonts w:ascii="Avenir Next" w:hAnsi="Avenir Next" w:cs="Avenir Next" w:eastAsia="Avenir Next"/>
           <w:b/>
           <w:color w:val="1A1A1A"/>
-          <w:sz w:val="21"/>
+          <w:sz w:val="22"/>
           <w:szCs w:val="21"/>
         </w:rPr>
         <w:t xml:space="preserve">6</w:t>
@@ -744,6 +752,7 @@
     </w:p>
     <w:p>
       <w:pPr>
+        <w:pStyle w:val="Heading2"/>
         <w:keepNext/>
         <w:pBdr>
           <w:bottom w:val="single" w:sz="8" w:space="3" w:color="003A70"/>
@@ -759,7 +768,7 @@
           <w:b/>
           <w:color w:val="003A70"/>
           <w:spacing w:val="14"/>
-          <w:sz w:val="19"/>
+          <w:sz w:val="22"/>
           <w:szCs w:val="19"/>
         </w:rPr>
         <w:t xml:space="preserve">TRY IT WITH HELP</w:t>
@@ -778,7 +787,7 @@
           <w:rFonts w:ascii="Avenir Next" w:hAnsi="Avenir Next" w:cs="Avenir Next" w:eastAsia="Avenir Next"/>
           <w:i/>
           <w:color w:val="5A5F66"/>
-          <w:sz w:val="17"/>
+          <w:sz w:val="22"/>
           <w:szCs w:val="17"/>
         </w:rPr>
         <w:t xml:space="preserve">fill in each step</w:t>
@@ -836,35 +845,35 @@
           <w:rFonts w:ascii="Avenir Next" w:hAnsi="Avenir Next" w:cs="Avenir Next" w:eastAsia="Avenir Next"/>
           <w:b/>
           <w:color w:val="003A70"/>
+          <w:sz w:val="22"/>
+          <w:szCs w:val="18"/>
+        </w:rPr>
+        <w:t xml:space="preserve">Step 1</w:t>
+      </w:r>
+      <w:r>
+        <w:rPr>
+          <w:rFonts w:ascii="Avenir Next" w:hAnsi="Avenir Next" w:cs="Avenir Next" w:eastAsia="Avenir Next"/>
+          <w:color w:val="1A1A1A"/>
           <w:sz w:val="18"/>
           <w:szCs w:val="18"/>
         </w:rPr>
-        <w:t xml:space="preserve">Step 1</w:t>
-      </w:r>
-      <w:r>
-        <w:rPr>
-          <w:rFonts w:ascii="Avenir Next" w:hAnsi="Avenir Next" w:cs="Avenir Next" w:eastAsia="Avenir Next"/>
-          <w:color w:val="1A1A1A"/>
-          <w:sz w:val="18"/>
-          <w:szCs w:val="18"/>
-        </w:rPr>
         <w:tab/>
       </w:r>
       <w:r>
         <w:rPr>
           <w:rFonts w:ascii="Avenir Next" w:hAnsi="Avenir Next" w:cs="Avenir Next" w:eastAsia="Avenir Next"/>
           <w:color w:val="1A1A1A"/>
+          <w:sz w:val="22"/>
+          <w:szCs w:val="21"/>
+        </w:rPr>
+        <w:t xml:space="preserve">12: 1, 2, 3, </w:t>
+      </w:r>
+      <w:r>
+        <w:rPr>
+          <w:rFonts w:ascii="Avenir Next" w:hAnsi="Avenir Next" w:cs="Avenir Next" w:eastAsia="Avenir Next"/>
+          <w:color w:val="1A1A1A"/>
           <w:sz w:val="21"/>
           <w:szCs w:val="21"/>
-        </w:rPr>
-        <w:t xml:space="preserve">12: 1, 2, 3, </w:t>
-      </w:r>
-      <w:r>
-        <w:rPr>
-          <w:rFonts w:ascii="Avenir Next" w:hAnsi="Avenir Next" w:cs="Avenir Next" w:eastAsia="Avenir Next"/>
-          <w:color w:val="1A1A1A"/>
-          <w:sz w:val="21"/>
-          <w:szCs w:val="21"/>
           <w:u w:val="single"/>
         </w:rPr>
         <w:t xml:space="preserve">                </w:t>
@@ -873,7 +882,7 @@
         <w:rPr>
           <w:rFonts w:ascii="Avenir Next" w:hAnsi="Avenir Next" w:cs="Avenir Next" w:eastAsia="Avenir Next"/>
           <w:color w:val="1A1A1A"/>
-          <w:sz w:val="21"/>
+          <w:sz w:val="22"/>
           <w:szCs w:val="21"/>
         </w:rPr>
         <w:t xml:space="preserve">, 6, 12</w:t>
@@ -893,35 +902,35 @@
           <w:rFonts w:ascii="Avenir Next" w:hAnsi="Avenir Next" w:cs="Avenir Next" w:eastAsia="Avenir Next"/>
           <w:b/>
           <w:color w:val="003A70"/>
+          <w:sz w:val="22"/>
+          <w:szCs w:val="18"/>
+        </w:rPr>
+        <w:t xml:space="preserve">Step 2</w:t>
+      </w:r>
+      <w:r>
+        <w:rPr>
+          <w:rFonts w:ascii="Avenir Next" w:hAnsi="Avenir Next" w:cs="Avenir Next" w:eastAsia="Avenir Next"/>
+          <w:color w:val="1A1A1A"/>
           <w:sz w:val="18"/>
           <w:szCs w:val="18"/>
         </w:rPr>
-        <w:t xml:space="preserve">Step 2</w:t>
-      </w:r>
-      <w:r>
-        <w:rPr>
-          <w:rFonts w:ascii="Avenir Next" w:hAnsi="Avenir Next" w:cs="Avenir Next" w:eastAsia="Avenir Next"/>
-          <w:color w:val="1A1A1A"/>
-          <w:sz w:val="18"/>
-          <w:szCs w:val="18"/>
-        </w:rPr>
         <w:tab/>
       </w:r>
       <w:r>
         <w:rPr>
           <w:rFonts w:ascii="Avenir Next" w:hAnsi="Avenir Next" w:cs="Avenir Next" w:eastAsia="Avenir Next"/>
           <w:color w:val="1A1A1A"/>
+          <w:sz w:val="22"/>
+          <w:szCs w:val="21"/>
+        </w:rPr>
+        <w:t xml:space="preserve">16: 1, 2, </w:t>
+      </w:r>
+      <w:r>
+        <w:rPr>
+          <w:rFonts w:ascii="Avenir Next" w:hAnsi="Avenir Next" w:cs="Avenir Next" w:eastAsia="Avenir Next"/>
+          <w:color w:val="1A1A1A"/>
           <w:sz w:val="21"/>
           <w:szCs w:val="21"/>
-        </w:rPr>
-        <w:t xml:space="preserve">16: 1, 2, </w:t>
-      </w:r>
-      <w:r>
-        <w:rPr>
-          <w:rFonts w:ascii="Avenir Next" w:hAnsi="Avenir Next" w:cs="Avenir Next" w:eastAsia="Avenir Next"/>
-          <w:color w:val="1A1A1A"/>
-          <w:sz w:val="21"/>
-          <w:szCs w:val="21"/>
           <w:u w:val="single"/>
         </w:rPr>
         <w:t xml:space="preserve">                </w:t>
@@ -930,7 +939,7 @@
         <w:rPr>
           <w:rFonts w:ascii="Avenir Next" w:hAnsi="Avenir Next" w:cs="Avenir Next" w:eastAsia="Avenir Next"/>
           <w:color w:val="1A1A1A"/>
-          <w:sz w:val="21"/>
+          <w:sz w:val="22"/>
           <w:szCs w:val="21"/>
         </w:rPr>
         <w:t xml:space="preserve">, 8, 16</w:t>
@@ -950,28 +959,47 @@
           <w:rFonts w:ascii="Avenir Next" w:hAnsi="Avenir Next" w:cs="Avenir Next" w:eastAsia="Avenir Next"/>
           <w:b/>
           <w:color w:val="003A70"/>
+          <w:sz w:val="22"/>
+          <w:szCs w:val="18"/>
+        </w:rPr>
+        <w:t xml:space="preserve">Step 3</w:t>
+      </w:r>
+      <w:r>
+        <w:rPr>
+          <w:rFonts w:ascii="Avenir Next" w:hAnsi="Avenir Next" w:cs="Avenir Next" w:eastAsia="Avenir Next"/>
+          <w:color w:val="1A1A1A"/>
           <w:sz w:val="18"/>
           <w:szCs w:val="18"/>
         </w:rPr>
-        <w:t xml:space="preserve">Step 3</w:t>
-      </w:r>
-      <w:r>
-        <w:rPr>
-          <w:rFonts w:ascii="Avenir Next" w:hAnsi="Avenir Next" w:cs="Avenir Next" w:eastAsia="Avenir Next"/>
-          <w:color w:val="1A1A1A"/>
-          <w:sz w:val="18"/>
-          <w:szCs w:val="18"/>
-        </w:rPr>
         <w:tab/>
       </w:r>
       <w:r>
         <w:rPr>
           <w:rFonts w:ascii="Avenir Next" w:hAnsi="Avenir Next" w:cs="Avenir Next" w:eastAsia="Avenir Next"/>
           <w:color w:val="1A1A1A"/>
+          <w:sz w:val="22"/>
+          <w:szCs w:val="21"/>
+        </w:rPr>
+        <w:t xml:space="preserve">Both lists: 1, 2, </w:t>
+      </w:r>
+      <w:r>
+        <w:rPr>
+          <w:rFonts w:ascii="Avenir Next" w:hAnsi="Avenir Next" w:cs="Avenir Next" w:eastAsia="Avenir Next"/>
+          <w:color w:val="1A1A1A"/>
           <w:sz w:val="21"/>
           <w:szCs w:val="21"/>
-        </w:rPr>
-        <w:t xml:space="preserve">Both lists: 1, 2, </w:t>
+          <w:u w:val="single"/>
+        </w:rPr>
+        <w:t xml:space="preserve">                </w:t>
+      </w:r>
+      <w:r>
+        <w:rPr>
+          <w:rFonts w:ascii="Avenir Next" w:hAnsi="Avenir Next" w:cs="Avenir Next" w:eastAsia="Avenir Next"/>
+          <w:color w:val="1A1A1A"/>
+          <w:sz w:val="22"/>
+          <w:szCs w:val="21"/>
+        </w:rPr>
+        <w:t xml:space="preserve">. The GCF is </w:t>
       </w:r>
       <w:r>
         <w:rPr>
@@ -987,26 +1015,7 @@
         <w:rPr>
           <w:rFonts w:ascii="Avenir Next" w:hAnsi="Avenir Next" w:cs="Avenir Next" w:eastAsia="Avenir Next"/>
           <w:color w:val="1A1A1A"/>
-          <w:sz w:val="21"/>
-          <w:szCs w:val="21"/>
-        </w:rPr>
-        <w:t xml:space="preserve">. The GCF is </w:t>
-      </w:r>
-      <w:r>
-        <w:rPr>
-          <w:rFonts w:ascii="Avenir Next" w:hAnsi="Avenir Next" w:cs="Avenir Next" w:eastAsia="Avenir Next"/>
-          <w:color w:val="1A1A1A"/>
-          <w:sz w:val="21"/>
-          <w:szCs w:val="21"/>
-          <w:u w:val="single"/>
-        </w:rPr>
-        <w:t xml:space="preserve">                </w:t>
-      </w:r>
-      <w:r>
-        <w:rPr>
-          <w:rFonts w:ascii="Avenir Next" w:hAnsi="Avenir Next" w:cs="Avenir Next" w:eastAsia="Avenir Next"/>
-          <w:color w:val="1A1A1A"/>
-          <w:sz w:val="21"/>
+          <w:sz w:val="22"/>
           <w:szCs w:val="21"/>
         </w:rPr>
         <w:t xml:space="preserve">.</w:t>
@@ -1069,35 +1078,35 @@
           <w:rFonts w:ascii="Avenir Next" w:hAnsi="Avenir Next" w:cs="Avenir Next" w:eastAsia="Avenir Next"/>
           <w:b/>
           <w:color w:val="003A70"/>
+          <w:sz w:val="22"/>
+          <w:szCs w:val="18"/>
+        </w:rPr>
+        <w:t xml:space="preserve">Step 1</w:t>
+      </w:r>
+      <w:r>
+        <w:rPr>
+          <w:rFonts w:ascii="Avenir Next" w:hAnsi="Avenir Next" w:cs="Avenir Next" w:eastAsia="Avenir Next"/>
+          <w:color w:val="1A1A1A"/>
           <w:sz w:val="18"/>
           <w:szCs w:val="18"/>
         </w:rPr>
-        <w:t xml:space="preserve">Step 1</w:t>
-      </w:r>
-      <w:r>
-        <w:rPr>
-          <w:rFonts w:ascii="Avenir Next" w:hAnsi="Avenir Next" w:cs="Avenir Next" w:eastAsia="Avenir Next"/>
-          <w:color w:val="1A1A1A"/>
-          <w:sz w:val="18"/>
-          <w:szCs w:val="18"/>
-        </w:rPr>
         <w:tab/>
       </w:r>
       <w:r>
         <w:rPr>
           <w:rFonts w:ascii="Avenir Next" w:hAnsi="Avenir Next" w:cs="Avenir Next" w:eastAsia="Avenir Next"/>
           <w:color w:val="1A1A1A"/>
+          <w:sz w:val="22"/>
+          <w:szCs w:val="21"/>
+        </w:rPr>
+        <w:t xml:space="preserve">14: 1, 2, </w:t>
+      </w:r>
+      <w:r>
+        <w:rPr>
+          <w:rFonts w:ascii="Avenir Next" w:hAnsi="Avenir Next" w:cs="Avenir Next" w:eastAsia="Avenir Next"/>
+          <w:color w:val="1A1A1A"/>
           <w:sz w:val="21"/>
           <w:szCs w:val="21"/>
-        </w:rPr>
-        <w:t xml:space="preserve">14: 1, 2, </w:t>
-      </w:r>
-      <w:r>
-        <w:rPr>
-          <w:rFonts w:ascii="Avenir Next" w:hAnsi="Avenir Next" w:cs="Avenir Next" w:eastAsia="Avenir Next"/>
-          <w:color w:val="1A1A1A"/>
-          <w:sz w:val="21"/>
-          <w:szCs w:val="21"/>
           <w:u w:val="single"/>
         </w:rPr>
         <w:t xml:space="preserve">                </w:t>
@@ -1106,7 +1115,7 @@
         <w:rPr>
           <w:rFonts w:ascii="Avenir Next" w:hAnsi="Avenir Next" w:cs="Avenir Next" w:eastAsia="Avenir Next"/>
           <w:color w:val="1A1A1A"/>
-          <w:sz w:val="21"/>
+          <w:sz w:val="22"/>
           <w:szCs w:val="21"/>
         </w:rPr>
         <w:t xml:space="preserve">, 14</w:t>
@@ -1126,35 +1135,35 @@
           <w:rFonts w:ascii="Avenir Next" w:hAnsi="Avenir Next" w:cs="Avenir Next" w:eastAsia="Avenir Next"/>
           <w:b/>
           <w:color w:val="003A70"/>
+          <w:sz w:val="22"/>
+          <w:szCs w:val="18"/>
+        </w:rPr>
+        <w:t xml:space="preserve">Step 2</w:t>
+      </w:r>
+      <w:r>
+        <w:rPr>
+          <w:rFonts w:ascii="Avenir Next" w:hAnsi="Avenir Next" w:cs="Avenir Next" w:eastAsia="Avenir Next"/>
+          <w:color w:val="1A1A1A"/>
           <w:sz w:val="18"/>
           <w:szCs w:val="18"/>
         </w:rPr>
-        <w:t xml:space="preserve">Step 2</w:t>
-      </w:r>
-      <w:r>
-        <w:rPr>
-          <w:rFonts w:ascii="Avenir Next" w:hAnsi="Avenir Next" w:cs="Avenir Next" w:eastAsia="Avenir Next"/>
-          <w:color w:val="1A1A1A"/>
-          <w:sz w:val="18"/>
-          <w:szCs w:val="18"/>
-        </w:rPr>
         <w:tab/>
       </w:r>
       <w:r>
         <w:rPr>
           <w:rFonts w:ascii="Avenir Next" w:hAnsi="Avenir Next" w:cs="Avenir Next" w:eastAsia="Avenir Next"/>
           <w:color w:val="1A1A1A"/>
+          <w:sz w:val="22"/>
+          <w:szCs w:val="21"/>
+        </w:rPr>
+        <w:t xml:space="preserve">35: 1, 5, </w:t>
+      </w:r>
+      <w:r>
+        <w:rPr>
+          <w:rFonts w:ascii="Avenir Next" w:hAnsi="Avenir Next" w:cs="Avenir Next" w:eastAsia="Avenir Next"/>
+          <w:color w:val="1A1A1A"/>
           <w:sz w:val="21"/>
           <w:szCs w:val="21"/>
-        </w:rPr>
-        <w:t xml:space="preserve">35: 1, 5, </w:t>
-      </w:r>
-      <w:r>
-        <w:rPr>
-          <w:rFonts w:ascii="Avenir Next" w:hAnsi="Avenir Next" w:cs="Avenir Next" w:eastAsia="Avenir Next"/>
-          <w:color w:val="1A1A1A"/>
-          <w:sz w:val="21"/>
-          <w:szCs w:val="21"/>
           <w:u w:val="single"/>
         </w:rPr>
         <w:t xml:space="preserve">                </w:t>
@@ -1163,7 +1172,7 @@
         <w:rPr>
           <w:rFonts w:ascii="Avenir Next" w:hAnsi="Avenir Next" w:cs="Avenir Next" w:eastAsia="Avenir Next"/>
           <w:color w:val="1A1A1A"/>
-          <w:sz w:val="21"/>
+          <w:sz w:val="22"/>
           <w:szCs w:val="21"/>
         </w:rPr>
         <w:t xml:space="preserve">, 35</w:t>
@@ -1183,28 +1192,47 @@
           <w:rFonts w:ascii="Avenir Next" w:hAnsi="Avenir Next" w:cs="Avenir Next" w:eastAsia="Avenir Next"/>
           <w:b/>
           <w:color w:val="003A70"/>
+          <w:sz w:val="22"/>
+          <w:szCs w:val="18"/>
+        </w:rPr>
+        <w:t xml:space="preserve">Step 3</w:t>
+      </w:r>
+      <w:r>
+        <w:rPr>
+          <w:rFonts w:ascii="Avenir Next" w:hAnsi="Avenir Next" w:cs="Avenir Next" w:eastAsia="Avenir Next"/>
+          <w:color w:val="1A1A1A"/>
           <w:sz w:val="18"/>
           <w:szCs w:val="18"/>
         </w:rPr>
-        <w:t xml:space="preserve">Step 3</w:t>
-      </w:r>
-      <w:r>
-        <w:rPr>
-          <w:rFonts w:ascii="Avenir Next" w:hAnsi="Avenir Next" w:cs="Avenir Next" w:eastAsia="Avenir Next"/>
-          <w:color w:val="1A1A1A"/>
-          <w:sz w:val="18"/>
-          <w:szCs w:val="18"/>
-        </w:rPr>
         <w:tab/>
       </w:r>
       <w:r>
         <w:rPr>
           <w:rFonts w:ascii="Avenir Next" w:hAnsi="Avenir Next" w:cs="Avenir Next" w:eastAsia="Avenir Next"/>
           <w:color w:val="1A1A1A"/>
+          <w:sz w:val="22"/>
+          <w:szCs w:val="21"/>
+        </w:rPr>
+        <w:t xml:space="preserve">Both lists: 1, </w:t>
+      </w:r>
+      <w:r>
+        <w:rPr>
+          <w:rFonts w:ascii="Avenir Next" w:hAnsi="Avenir Next" w:cs="Avenir Next" w:eastAsia="Avenir Next"/>
+          <w:color w:val="1A1A1A"/>
           <w:sz w:val="21"/>
           <w:szCs w:val="21"/>
-        </w:rPr>
-        <w:t xml:space="preserve">Both lists: 1, </w:t>
+          <w:u w:val="single"/>
+        </w:rPr>
+        <w:t xml:space="preserve">                </w:t>
+      </w:r>
+      <w:r>
+        <w:rPr>
+          <w:rFonts w:ascii="Avenir Next" w:hAnsi="Avenir Next" w:cs="Avenir Next" w:eastAsia="Avenir Next"/>
+          <w:color w:val="1A1A1A"/>
+          <w:sz w:val="22"/>
+          <w:szCs w:val="21"/>
+        </w:rPr>
+        <w:t xml:space="preserve">. The GCF is </w:t>
       </w:r>
       <w:r>
         <w:rPr>
@@ -1220,26 +1248,7 @@
         <w:rPr>
           <w:rFonts w:ascii="Avenir Next" w:hAnsi="Avenir Next" w:cs="Avenir Next" w:eastAsia="Avenir Next"/>
           <w:color w:val="1A1A1A"/>
-          <w:sz w:val="21"/>
-          <w:szCs w:val="21"/>
-        </w:rPr>
-        <w:t xml:space="preserve">. The GCF is </w:t>
-      </w:r>
-      <w:r>
-        <w:rPr>
-          <w:rFonts w:ascii="Avenir Next" w:hAnsi="Avenir Next" w:cs="Avenir Next" w:eastAsia="Avenir Next"/>
-          <w:color w:val="1A1A1A"/>
-          <w:sz w:val="21"/>
-          <w:szCs w:val="21"/>
-          <w:u w:val="single"/>
-        </w:rPr>
-        <w:t xml:space="preserve">                </w:t>
-      </w:r>
-      <w:r>
-        <w:rPr>
-          <w:rFonts w:ascii="Avenir Next" w:hAnsi="Avenir Next" w:cs="Avenir Next" w:eastAsia="Avenir Next"/>
-          <w:color w:val="1A1A1A"/>
-          <w:sz w:val="21"/>
+          <w:sz w:val="22"/>
           <w:szCs w:val="21"/>
         </w:rPr>
         <w:t xml:space="preserve">.</w:t>
@@ -1252,6 +1261,7 @@
     </w:p>
     <w:p>
       <w:pPr>
+        <w:pStyle w:val="Heading2"/>
         <w:keepNext/>
         <w:pBdr>
           <w:bottom w:val="single" w:sz="8" w:space="3" w:color="003A70"/>
@@ -1267,7 +1277,7 @@
           <w:b/>
           <w:color w:val="003A70"/>
           <w:spacing w:val="14"/>
-          <w:sz w:val="19"/>
+          <w:sz w:val="22"/>
           <w:szCs w:val="19"/>
         </w:rPr>
         <w:t xml:space="preserve">YOUR TURN</w:t>
@@ -1286,7 +1296,7 @@
           <w:rFonts w:ascii="Avenir Next" w:hAnsi="Avenir Next" w:cs="Avenir Next" w:eastAsia="Avenir Next"/>
           <w:i/>
           <w:color w:val="5A5F66"/>
-          <w:sz w:val="17"/>
+          <w:sz w:val="22"/>
           <w:szCs w:val="17"/>
         </w:rPr>
         <w:t xml:space="preserve">use the steps on your own</w:t>
@@ -1477,7 +1487,7 @@
                       <w:szCs w:val="22"/>
                       <w:u w:val="single"/>
                     </w:rPr>
-                    <w:t xml:space="preserve">        </w:t>
+                    <w:t xml:space="preserve">            </w:t>
                   </w:r>
                 </w:p>
               </w:tc>
@@ -1558,7 +1568,7 @@
                       <w:szCs w:val="22"/>
                       <w:u w:val="single"/>
                     </w:rPr>
-                    <w:t xml:space="preserve">        </w:t>
+                    <w:t xml:space="preserve">            </w:t>
                   </w:r>
                 </w:p>
               </w:tc>
@@ -1639,7 +1649,7 @@
                       <w:szCs w:val="22"/>
                       <w:u w:val="single"/>
                     </w:rPr>
-                    <w:t xml:space="preserve">        </w:t>
+                    <w:t xml:space="preserve">            </w:t>
                   </w:r>
                 </w:p>
               </w:tc>
@@ -1726,7 +1736,7 @@
                       <w:szCs w:val="22"/>
                       <w:u w:val="single"/>
                     </w:rPr>
-                    <w:t xml:space="preserve">        </w:t>
+                    <w:t xml:space="preserve">            </w:t>
                   </w:r>
                 </w:p>
               </w:tc>
@@ -1807,7 +1817,7 @@
                       <w:szCs w:val="22"/>
                       <w:u w:val="single"/>
                     </w:rPr>
-                    <w:t xml:space="preserve">        </w:t>
+                    <w:t xml:space="preserve">            </w:t>
                   </w:r>
                 </w:p>
               </w:tc>
@@ -1888,7 +1898,7 @@
                       <w:szCs w:val="22"/>
                       <w:u w:val="single"/>
                     </w:rPr>
-                    <w:t xml:space="preserve">        </w:t>
+                    <w:t xml:space="preserve">            </w:t>
                   </w:r>
                 </w:p>
               </w:tc>
@@ -1911,7 +1921,7 @@
       <w:pPr>
         <w:pageBreakBefore/>
         <w:keepNext/>
-        <w:spacing w:before="0" w:after="12" w:line="264" w:lineRule="auto"/>
+        <w:spacing w:before="0" w:after="10" w:line="252" w:lineRule="auto"/>
       </w:pPr>
       <w:r>
         <w:rPr>
@@ -1920,7 +1930,7 @@
           <w:caps/>
           <w:color w:val="003A70"/>
           <w:spacing w:val="12"/>
-          <w:sz w:val="19"/>
+          <w:sz w:val="22"/>
           <w:szCs w:val="19"/>
         </w:rPr>
         <w:t xml:space="preserve">Lesson 6-8  ·  Session 2  ·  Prerequisite Practice B  ·  Skill 2 of 2</w:t>
@@ -1928,8 +1938,9 @@
     </w:p>
     <w:p>
       <w:pPr>
+        <w:pStyle w:val="Heading1"/>
         <w:keepNext/>
-        <w:spacing w:before="0" w:after="10" w:line="240" w:lineRule="auto"/>
+        <w:spacing w:before="0" w:after="8" w:line="240" w:lineRule="auto"/>
       </w:pPr>
       <w:r>
         <w:rPr>
@@ -1947,13 +1958,13 @@
         <w:pBdr>
           <w:bottom w:val="single" w:sz="4" w:space="5" w:color="C9CDD2"/>
         </w:pBdr>
-        <w:spacing w:before="0" w:after="60" w:line="264" w:lineRule="auto"/>
+        <w:spacing w:before="0" w:after="51" w:line="252" w:lineRule="auto"/>
       </w:pPr>
       <w:r>
         <w:rPr>
           <w:rFonts w:ascii="Avenir Next" w:hAnsi="Avenir Next" w:cs="Avenir Next" w:eastAsia="Avenir Next"/>
           <w:color w:val="5A5F66"/>
-          <w:sz w:val="17"/>
+          <w:sz w:val="22"/>
           <w:szCs w:val="17"/>
         </w:rPr>
         <w:t xml:space="preserve">Builds on Lesson 6-8 Session 1 · 6.EE.A.3</w:t>
@@ -1996,7 +2007,8 @@
           </w:tcPr>
           <w:p>
             <w:pPr>
-              <w:spacing w:before="0" w:after="0" w:line="252" w:lineRule="auto"/>
+              <w:pStyle w:val="Heading2"/>
+              <w:spacing w:before="0" w:after="0" w:line="246" w:lineRule="auto"/>
             </w:pPr>
             <w:r>
               <w:rPr>
@@ -2019,13 +2031,13 @@
           </w:tcPr>
           <w:p>
             <w:pPr>
-              <w:spacing w:before="0" w:after="0" w:line="264" w:lineRule="auto"/>
+              <w:spacing w:before="0" w:after="0" w:line="252" w:lineRule="auto"/>
             </w:pPr>
             <w:r>
               <w:rPr>
                 <w:rFonts w:ascii="Avenir Next" w:hAnsi="Avenir Next" w:cs="Avenir Next" w:eastAsia="Avenir Next"/>
                 <w:color w:val="1A1A1A"/>
-                <w:sz w:val="20"/>
+                <w:sz w:val="22"/>
                 <w:szCs w:val="20"/>
               </w:rPr>
               <w:t xml:space="preserve">You will simplify expressions like 3(</w:t>
@@ -2035,7 +2047,7 @@
                 <w:rFonts w:ascii="Avenir Next" w:hAnsi="Avenir Next" w:cs="Avenir Next" w:eastAsia="Avenir Next"/>
                 <w:i/>
                 <w:color w:val="1A1A1A"/>
-                <w:sz w:val="20"/>
+                <w:sz w:val="22"/>
                 <w:szCs w:val="20"/>
               </w:rPr>
               <w:t xml:space="preserve">x</w:t>
@@ -2044,7 +2056,7 @@
               <w:rPr>
                 <w:rFonts w:ascii="Avenir Next" w:hAnsi="Avenir Next" w:cs="Avenir Next" w:eastAsia="Avenir Next"/>
                 <w:color w:val="1A1A1A"/>
-                <w:sz w:val="20"/>
+                <w:sz w:val="22"/>
                 <w:szCs w:val="20"/>
               </w:rPr>
               <w:t xml:space="preserve"> + 10) + 2</w:t>
@@ -2054,7 +2066,7 @@
                 <w:rFonts w:ascii="Avenir Next" w:hAnsi="Avenir Next" w:cs="Avenir Next" w:eastAsia="Avenir Next"/>
                 <w:i/>
                 <w:color w:val="1A1A1A"/>
-                <w:sz w:val="20"/>
+                <w:sz w:val="22"/>
                 <w:szCs w:val="20"/>
               </w:rPr>
               <w:t xml:space="preserve">x</w:t>
@@ -2063,7 +2075,7 @@
               <w:rPr>
                 <w:rFonts w:ascii="Avenir Next" w:hAnsi="Avenir Next" w:cs="Avenir Next" w:eastAsia="Avenir Next"/>
                 <w:color w:val="1A1A1A"/>
-                <w:sz w:val="20"/>
+                <w:sz w:val="22"/>
                 <w:szCs w:val="20"/>
               </w:rPr>
               <w:t xml:space="preserve">.</w:t>
@@ -2083,7 +2095,8 @@
           </w:tcPr>
           <w:p>
             <w:pPr>
-              <w:spacing w:before="0" w:after="0" w:line="252" w:lineRule="auto"/>
+              <w:pStyle w:val="Heading2"/>
+              <w:spacing w:before="0" w:after="0" w:line="246" w:lineRule="auto"/>
             </w:pPr>
             <w:r>
               <w:rPr>
@@ -2106,13 +2119,13 @@
           </w:tcPr>
           <w:p>
             <w:pPr>
-              <w:spacing w:before="0" w:after="0" w:line="264" w:lineRule="auto"/>
+              <w:spacing w:before="0" w:after="0" w:line="252" w:lineRule="auto"/>
             </w:pPr>
             <w:r>
               <w:rPr>
                 <w:rFonts w:ascii="Avenir Next" w:hAnsi="Avenir Next" w:cs="Avenir Next" w:eastAsia="Avenir Next"/>
                 <w:color w:val="1A1A1A"/>
-                <w:sz w:val="20"/>
+                <w:sz w:val="22"/>
                 <w:szCs w:val="20"/>
               </w:rPr>
               <w:t xml:space="preserve">Distribute first, then combine like terms, like 4(</w:t>
@@ -2122,7 +2135,7 @@
                 <w:rFonts w:ascii="Avenir Next" w:hAnsi="Avenir Next" w:cs="Avenir Next" w:eastAsia="Avenir Next"/>
                 <w:i/>
                 <w:color w:val="1A1A1A"/>
-                <w:sz w:val="20"/>
+                <w:sz w:val="22"/>
                 <w:szCs w:val="20"/>
               </w:rPr>
               <w:t xml:space="preserve">n</w:t>
@@ -2131,7 +2144,7 @@
               <w:rPr>
                 <w:rFonts w:ascii="Avenir Next" w:hAnsi="Avenir Next" w:cs="Avenir Next" w:eastAsia="Avenir Next"/>
                 <w:color w:val="1A1A1A"/>
-                <w:sz w:val="20"/>
+                <w:sz w:val="22"/>
                 <w:szCs w:val="20"/>
               </w:rPr>
               <w:t xml:space="preserve"> + 3) + 2</w:t>
@@ -2141,7 +2154,7 @@
                 <w:rFonts w:ascii="Avenir Next" w:hAnsi="Avenir Next" w:cs="Avenir Next" w:eastAsia="Avenir Next"/>
                 <w:i/>
                 <w:color w:val="1A1A1A"/>
-                <w:sz w:val="20"/>
+                <w:sz w:val="22"/>
                 <w:szCs w:val="20"/>
               </w:rPr>
               <w:t xml:space="preserve">n</w:t>
@@ -2150,7 +2163,7 @@
               <w:rPr>
                 <w:rFonts w:ascii="Avenir Next" w:hAnsi="Avenir Next" w:cs="Avenir Next" w:eastAsia="Avenir Next"/>
                 <w:color w:val="1A1A1A"/>
-                <w:sz w:val="20"/>
+                <w:sz w:val="22"/>
                 <w:szCs w:val="20"/>
               </w:rPr>
               <w:t xml:space="preserve"> = 6</w:t>
@@ -2160,7 +2173,7 @@
                 <w:rFonts w:ascii="Avenir Next" w:hAnsi="Avenir Next" w:cs="Avenir Next" w:eastAsia="Avenir Next"/>
                 <w:i/>
                 <w:color w:val="1A1A1A"/>
-                <w:sz w:val="20"/>
+                <w:sz w:val="22"/>
                 <w:szCs w:val="20"/>
               </w:rPr>
               <w:t xml:space="preserve">n</w:t>
@@ -2169,7 +2182,7 @@
               <w:rPr>
                 <w:rFonts w:ascii="Avenir Next" w:hAnsi="Avenir Next" w:cs="Avenir Next" w:eastAsia="Avenir Next"/>
                 <w:color w:val="1A1A1A"/>
-                <w:sz w:val="20"/>
+                <w:sz w:val="22"/>
                 <w:szCs w:val="20"/>
               </w:rPr>
               <w:t xml:space="preserve"> + 12.  </w:t>
@@ -2179,7 +2192,7 @@
                 <w:rFonts w:ascii="Avenir Next" w:hAnsi="Avenir Next" w:cs="Avenir Next" w:eastAsia="Avenir Next"/>
                 <w:b/>
                 <w:color w:val="1A1A1A"/>
-                <w:sz w:val="20"/>
+                <w:sz w:val="22"/>
                 <w:szCs w:val="20"/>
               </w:rPr>
               <w:t xml:space="preserve">You will use it in Practice Form A, problems 4 and 5.</w:t>
@@ -2190,6 +2203,7 @@
     </w:tbl>
     <w:p>
       <w:pPr>
+        <w:pStyle w:val="Heading2"/>
         <w:keepNext/>
         <w:pBdr>
           <w:bottom w:val="single" w:sz="8" w:space="3" w:color="003A70"/>
@@ -2197,7 +2211,7 @@
         <w:tabs>
           <w:tab w:val="right" w:pos="9504"/>
         </w:tabs>
-        <w:spacing w:before="50" w:after="36" w:line="240" w:lineRule="auto"/>
+        <w:spacing w:before="42" w:after="31" w:line="240" w:lineRule="auto"/>
       </w:pPr>
       <w:r>
         <w:rPr>
@@ -2205,7 +2219,7 @@
           <w:b/>
           <w:color w:val="003A70"/>
           <w:spacing w:val="14"/>
-          <w:sz w:val="19"/>
+          <w:sz w:val="22"/>
           <w:szCs w:val="19"/>
         </w:rPr>
         <w:t xml:space="preserve">STEPS TO FOLLOW</w:t>
@@ -2224,7 +2238,7 @@
           <w:rFonts w:ascii="Avenir Next" w:hAnsi="Avenir Next" w:cs="Avenir Next" w:eastAsia="Avenir Next"/>
           <w:i/>
           <w:color w:val="5A5F66"/>
-          <w:sz w:val="17"/>
+          <w:sz w:val="22"/>
           <w:szCs w:val="17"/>
         </w:rPr>
         <w:t xml:space="preserve">use these same steps on every problem</w:t>
@@ -2266,6 +2280,7 @@
           </w:tcPr>
           <w:p>
             <w:pPr>
+              <w:pStyle w:val="Heading1"/>
               <w:spacing w:before="0" w:after="0" w:line="240" w:lineRule="auto"/>
               <w:jc w:val="center"/>
             </w:pPr>
@@ -2288,14 +2303,14 @@
           </w:tcPr>
           <w:p>
             <w:pPr>
-              <w:spacing w:before="0" w:after="0" w:line="264" w:lineRule="auto"/>
+              <w:spacing w:before="0" w:after="0" w:line="252" w:lineRule="auto"/>
             </w:pPr>
             <w:r>
               <w:rPr>
                 <w:rFonts w:ascii="Avenir Next" w:hAnsi="Avenir Next" w:cs="Avenir Next" w:eastAsia="Avenir Next"/>
                 <w:b/>
                 <w:color w:val="1A1A1A"/>
-                <w:sz w:val="21"/>
+                <w:sz w:val="22"/>
                 <w:szCs w:val="21"/>
               </w:rPr>
               <w:t xml:space="preserve">Distribute</w:t>
@@ -2304,7 +2319,7 @@
               <w:rPr>
                 <w:rFonts w:ascii="Avenir Next" w:hAnsi="Avenir Next" w:cs="Avenir Next" w:eastAsia="Avenir Next"/>
                 <w:color w:val="1A1A1A"/>
-                <w:sz w:val="21"/>
+                <w:sz w:val="22"/>
                 <w:szCs w:val="21"/>
               </w:rPr>
               <w:t xml:space="preserve">: multiply the outside number by each term inside.</w:t>
@@ -2323,6 +2338,7 @@
           </w:tcPr>
           <w:p>
             <w:pPr>
+              <w:pStyle w:val="Heading1"/>
               <w:spacing w:before="0" w:after="0" w:line="240" w:lineRule="auto"/>
               <w:jc w:val="center"/>
             </w:pPr>
@@ -2345,14 +2361,14 @@
           </w:tcPr>
           <w:p>
             <w:pPr>
-              <w:spacing w:before="0" w:after="0" w:line="264" w:lineRule="auto"/>
+              <w:spacing w:before="0" w:after="0" w:line="252" w:lineRule="auto"/>
             </w:pPr>
             <w:r>
               <w:rPr>
                 <w:rFonts w:ascii="Avenir Next" w:hAnsi="Avenir Next" w:cs="Avenir Next" w:eastAsia="Avenir Next"/>
                 <w:b/>
                 <w:color w:val="1A1A1A"/>
-                <w:sz w:val="21"/>
+                <w:sz w:val="22"/>
                 <w:szCs w:val="21"/>
               </w:rPr>
               <w:t xml:space="preserve">Combine</w:t>
@@ -2361,7 +2377,7 @@
               <w:rPr>
                 <w:rFonts w:ascii="Avenir Next" w:hAnsi="Avenir Next" w:cs="Avenir Next" w:eastAsia="Avenir Next"/>
                 <w:color w:val="1A1A1A"/>
-                <w:sz w:val="21"/>
+                <w:sz w:val="22"/>
                 <w:szCs w:val="21"/>
               </w:rPr>
               <w:t xml:space="preserve"> the variable terms.</w:t>
@@ -2380,6 +2396,7 @@
           </w:tcPr>
           <w:p>
             <w:pPr>
+              <w:pStyle w:val="Heading1"/>
               <w:spacing w:before="0" w:after="0" w:line="240" w:lineRule="auto"/>
               <w:jc w:val="center"/>
             </w:pPr>
@@ -2402,14 +2419,14 @@
           </w:tcPr>
           <w:p>
             <w:pPr>
-              <w:spacing w:before="0" w:after="0" w:line="264" w:lineRule="auto"/>
+              <w:spacing w:before="0" w:after="0" w:line="252" w:lineRule="auto"/>
             </w:pPr>
             <w:r>
               <w:rPr>
                 <w:rFonts w:ascii="Avenir Next" w:hAnsi="Avenir Next" w:cs="Avenir Next" w:eastAsia="Avenir Next"/>
                 <w:b/>
                 <w:color w:val="1A1A1A"/>
-                <w:sz w:val="21"/>
+                <w:sz w:val="22"/>
                 <w:szCs w:val="21"/>
               </w:rPr>
               <w:t xml:space="preserve">Write</w:t>
@@ -2418,7 +2435,7 @@
               <w:rPr>
                 <w:rFonts w:ascii="Avenir Next" w:hAnsi="Avenir Next" w:cs="Avenir Next" w:eastAsia="Avenir Next"/>
                 <w:color w:val="1A1A1A"/>
-                <w:sz w:val="21"/>
+                <w:sz w:val="22"/>
                 <w:szCs w:val="21"/>
               </w:rPr>
               <w:t xml:space="preserve"> the variable term, then the number.</w:t>
@@ -2429,6 +2446,7 @@
     </w:tbl>
     <w:p>
       <w:pPr>
+        <w:pStyle w:val="Heading2"/>
         <w:keepNext/>
         <w:pBdr>
           <w:bottom w:val="single" w:sz="8" w:space="3" w:color="003A70"/>
@@ -2436,7 +2454,7 @@
         <w:tabs>
           <w:tab w:val="right" w:pos="9504"/>
         </w:tabs>
-        <w:spacing w:before="50" w:after="36" w:line="240" w:lineRule="auto"/>
+        <w:spacing w:before="42" w:after="31" w:line="240" w:lineRule="auto"/>
       </w:pPr>
       <w:r>
         <w:rPr>
@@ -2444,7 +2462,7 @@
           <w:b/>
           <w:color w:val="003A70"/>
           <w:spacing w:val="14"/>
-          <w:sz w:val="19"/>
+          <w:sz w:val="22"/>
           <w:szCs w:val="19"/>
         </w:rPr>
         <w:t xml:space="preserve">WATCH ME</w:t>
@@ -2463,7 +2481,7 @@
           <w:rFonts w:ascii="Avenir Next" w:hAnsi="Avenir Next" w:cs="Avenir Next" w:eastAsia="Avenir Next"/>
           <w:i/>
           <w:color w:val="5A5F66"/>
-          <w:sz w:val="17"/>
+          <w:sz w:val="22"/>
           <w:szCs w:val="17"/>
         </w:rPr>
         <w:t xml:space="preserve">the steps in action</w:t>
@@ -2471,14 +2489,14 @@
     </w:p>
     <w:p>
       <w:pPr>
-        <w:spacing w:before="0" w:after="40" w:line="264" w:lineRule="auto"/>
+        <w:spacing w:before="0" w:after="34" w:line="252" w:lineRule="auto"/>
       </w:pPr>
       <w:r>
         <w:rPr>
           <w:rFonts w:ascii="Avenir Next" w:hAnsi="Avenir Next" w:cs="Avenir Next" w:eastAsia="Avenir Next"/>
           <w:b/>
           <w:color w:val="1A1A1A"/>
-          <w:sz w:val="21"/>
+          <w:sz w:val="22"/>
           <w:szCs w:val="21"/>
         </w:rPr>
         <w:t xml:space="preserve">Simplify 4(</w:t>
@@ -2489,7 +2507,7 @@
           <w:b/>
           <w:i/>
           <w:color w:val="1A1A1A"/>
-          <w:sz w:val="21"/>
+          <w:sz w:val="22"/>
           <w:szCs w:val="21"/>
         </w:rPr>
         <w:t xml:space="preserve">n</w:t>
@@ -2499,7 +2517,7 @@
           <w:rFonts w:ascii="Avenir Next" w:hAnsi="Avenir Next" w:cs="Avenir Next" w:eastAsia="Avenir Next"/>
           <w:b/>
           <w:color w:val="1A1A1A"/>
-          <w:sz w:val="21"/>
+          <w:sz w:val="22"/>
           <w:szCs w:val="21"/>
         </w:rPr>
         <w:t xml:space="preserve"> + 3) + 2</w:t>
@@ -2510,7 +2528,7 @@
           <w:b/>
           <w:i/>
           <w:color w:val="1A1A1A"/>
-          <w:sz w:val="21"/>
+          <w:sz w:val="22"/>
           <w:szCs w:val="21"/>
         </w:rPr>
         <w:t xml:space="preserve">n</w:t>
@@ -2520,7 +2538,7 @@
           <w:rFonts w:ascii="Avenir Next" w:hAnsi="Avenir Next" w:cs="Avenir Next" w:eastAsia="Avenir Next"/>
           <w:b/>
           <w:color w:val="1A1A1A"/>
-          <w:sz w:val="21"/>
+          <w:sz w:val="22"/>
           <w:szCs w:val="21"/>
         </w:rPr>
         <w:t xml:space="preserve">.</w:t>
@@ -2531,7 +2549,7 @@
         <w:tabs>
           <w:tab w:val="left" w:pos="950"/>
         </w:tabs>
-        <w:spacing w:before="0" w:after="24" w:line="256" w:lineRule="auto"/>
+        <w:spacing w:before="0" w:after="20" w:line="248" w:lineRule="auto"/>
         <w:ind w:left="950" w:hanging="950"/>
       </w:pPr>
       <w:r>
@@ -2539,25 +2557,25 @@
           <w:rFonts w:ascii="Avenir Next" w:hAnsi="Avenir Next" w:cs="Avenir Next" w:eastAsia="Avenir Next"/>
           <w:b/>
           <w:color w:val="003A70"/>
+          <w:sz w:val="22"/>
+          <w:szCs w:val="19"/>
+        </w:rPr>
+        <w:t xml:space="preserve">Step 1</w:t>
+      </w:r>
+      <w:r>
+        <w:rPr>
+          <w:rFonts w:ascii="Avenir Next" w:hAnsi="Avenir Next" w:cs="Avenir Next" w:eastAsia="Avenir Next"/>
+          <w:color w:val="1A1A1A"/>
           <w:sz w:val="19"/>
           <w:szCs w:val="19"/>
         </w:rPr>
-        <w:t xml:space="preserve">Step 1</w:t>
-      </w:r>
-      <w:r>
-        <w:rPr>
-          <w:rFonts w:ascii="Avenir Next" w:hAnsi="Avenir Next" w:cs="Avenir Next" w:eastAsia="Avenir Next"/>
-          <w:color w:val="1A1A1A"/>
-          <w:sz w:val="19"/>
-          <w:szCs w:val="19"/>
-        </w:rPr>
         <w:tab/>
       </w:r>
       <w:r>
         <w:rPr>
           <w:rFonts w:ascii="Avenir Next" w:hAnsi="Avenir Next" w:cs="Avenir Next" w:eastAsia="Avenir Next"/>
           <w:color w:val="1A1A1A"/>
-          <w:sz w:val="21"/>
+          <w:sz w:val="22"/>
           <w:szCs w:val="21"/>
         </w:rPr>
         <w:t xml:space="preserve">4</w:t>
@@ -2567,7 +2585,7 @@
           <w:rFonts w:ascii="Avenir Next" w:hAnsi="Avenir Next" w:cs="Avenir Next" w:eastAsia="Avenir Next"/>
           <w:i/>
           <w:color w:val="1A1A1A"/>
-          <w:sz w:val="21"/>
+          <w:sz w:val="22"/>
           <w:szCs w:val="21"/>
         </w:rPr>
         <w:t xml:space="preserve">n</w:t>
@@ -2576,7 +2594,7 @@
         <w:rPr>
           <w:rFonts w:ascii="Avenir Next" w:hAnsi="Avenir Next" w:cs="Avenir Next" w:eastAsia="Avenir Next"/>
           <w:color w:val="1A1A1A"/>
-          <w:sz w:val="21"/>
+          <w:sz w:val="22"/>
           <w:szCs w:val="21"/>
         </w:rPr>
         <w:t xml:space="preserve"> + 12 + 2</w:t>
@@ -2586,7 +2604,7 @@
           <w:rFonts w:ascii="Avenir Next" w:hAnsi="Avenir Next" w:cs="Avenir Next" w:eastAsia="Avenir Next"/>
           <w:i/>
           <w:color w:val="1A1A1A"/>
-          <w:sz w:val="21"/>
+          <w:sz w:val="22"/>
           <w:szCs w:val="21"/>
         </w:rPr>
         <w:t xml:space="preserve">n</w:t>
@@ -2597,7 +2615,7 @@
         <w:tabs>
           <w:tab w:val="left" w:pos="950"/>
         </w:tabs>
-        <w:spacing w:before="0" w:after="24" w:line="256" w:lineRule="auto"/>
+        <w:spacing w:before="0" w:after="20" w:line="248" w:lineRule="auto"/>
         <w:ind w:left="950" w:hanging="950"/>
       </w:pPr>
       <w:r>
@@ -2605,25 +2623,25 @@
           <w:rFonts w:ascii="Avenir Next" w:hAnsi="Avenir Next" w:cs="Avenir Next" w:eastAsia="Avenir Next"/>
           <w:b/>
           <w:color w:val="003A70"/>
+          <w:sz w:val="22"/>
+          <w:szCs w:val="19"/>
+        </w:rPr>
+        <w:t xml:space="preserve">Step 2</w:t>
+      </w:r>
+      <w:r>
+        <w:rPr>
+          <w:rFonts w:ascii="Avenir Next" w:hAnsi="Avenir Next" w:cs="Avenir Next" w:eastAsia="Avenir Next"/>
+          <w:color w:val="1A1A1A"/>
           <w:sz w:val="19"/>
           <w:szCs w:val="19"/>
         </w:rPr>
-        <w:t xml:space="preserve">Step 2</w:t>
-      </w:r>
-      <w:r>
-        <w:rPr>
-          <w:rFonts w:ascii="Avenir Next" w:hAnsi="Avenir Next" w:cs="Avenir Next" w:eastAsia="Avenir Next"/>
-          <w:color w:val="1A1A1A"/>
-          <w:sz w:val="19"/>
-          <w:szCs w:val="19"/>
-        </w:rPr>
         <w:tab/>
       </w:r>
       <w:r>
         <w:rPr>
           <w:rFonts w:ascii="Avenir Next" w:hAnsi="Avenir Next" w:cs="Avenir Next" w:eastAsia="Avenir Next"/>
           <w:color w:val="1A1A1A"/>
-          <w:sz w:val="21"/>
+          <w:sz w:val="22"/>
           <w:szCs w:val="21"/>
         </w:rPr>
         <w:t xml:space="preserve">4</w:t>
@@ -2633,7 +2651,7 @@
           <w:rFonts w:ascii="Avenir Next" w:hAnsi="Avenir Next" w:cs="Avenir Next" w:eastAsia="Avenir Next"/>
           <w:i/>
           <w:color w:val="1A1A1A"/>
-          <w:sz w:val="21"/>
+          <w:sz w:val="22"/>
           <w:szCs w:val="21"/>
         </w:rPr>
         <w:t xml:space="preserve">n</w:t>
@@ -2642,7 +2660,7 @@
         <w:rPr>
           <w:rFonts w:ascii="Avenir Next" w:hAnsi="Avenir Next" w:cs="Avenir Next" w:eastAsia="Avenir Next"/>
           <w:color w:val="1A1A1A"/>
-          <w:sz w:val="21"/>
+          <w:sz w:val="22"/>
           <w:szCs w:val="21"/>
         </w:rPr>
         <w:t xml:space="preserve"> + 2</w:t>
@@ -2652,7 +2670,7 @@
           <w:rFonts w:ascii="Avenir Next" w:hAnsi="Avenir Next" w:cs="Avenir Next" w:eastAsia="Avenir Next"/>
           <w:i/>
           <w:color w:val="1A1A1A"/>
-          <w:sz w:val="21"/>
+          <w:sz w:val="22"/>
           <w:szCs w:val="21"/>
         </w:rPr>
         <w:t xml:space="preserve">n</w:t>
@@ -2661,7 +2679,7 @@
         <w:rPr>
           <w:rFonts w:ascii="Avenir Next" w:hAnsi="Avenir Next" w:cs="Avenir Next" w:eastAsia="Avenir Next"/>
           <w:color w:val="1A1A1A"/>
-          <w:sz w:val="21"/>
+          <w:sz w:val="22"/>
           <w:szCs w:val="21"/>
         </w:rPr>
         <w:t xml:space="preserve"> = 6</w:t>
@@ -2671,7 +2689,7 @@
           <w:rFonts w:ascii="Avenir Next" w:hAnsi="Avenir Next" w:cs="Avenir Next" w:eastAsia="Avenir Next"/>
           <w:i/>
           <w:color w:val="1A1A1A"/>
-          <w:sz w:val="21"/>
+          <w:sz w:val="22"/>
           <w:szCs w:val="21"/>
         </w:rPr>
         <w:t xml:space="preserve">n</w:t>
@@ -2682,7 +2700,7 @@
         <w:tabs>
           <w:tab w:val="left" w:pos="950"/>
         </w:tabs>
-        <w:spacing w:before="0" w:after="24" w:line="256" w:lineRule="auto"/>
+        <w:spacing w:before="0" w:after="20" w:line="248" w:lineRule="auto"/>
         <w:ind w:left="950" w:hanging="950"/>
       </w:pPr>
       <w:r>
@@ -2690,25 +2708,25 @@
           <w:rFonts w:ascii="Avenir Next" w:hAnsi="Avenir Next" w:cs="Avenir Next" w:eastAsia="Avenir Next"/>
           <w:b/>
           <w:color w:val="003A70"/>
+          <w:sz w:val="22"/>
+          <w:szCs w:val="19"/>
+        </w:rPr>
+        <w:t xml:space="preserve">Step 3</w:t>
+      </w:r>
+      <w:r>
+        <w:rPr>
+          <w:rFonts w:ascii="Avenir Next" w:hAnsi="Avenir Next" w:cs="Avenir Next" w:eastAsia="Avenir Next"/>
+          <w:color w:val="1A1A1A"/>
           <w:sz w:val="19"/>
           <w:szCs w:val="19"/>
         </w:rPr>
-        <w:t xml:space="preserve">Step 3</w:t>
-      </w:r>
-      <w:r>
-        <w:rPr>
-          <w:rFonts w:ascii="Avenir Next" w:hAnsi="Avenir Next" w:cs="Avenir Next" w:eastAsia="Avenir Next"/>
-          <w:color w:val="1A1A1A"/>
-          <w:sz w:val="19"/>
-          <w:szCs w:val="19"/>
-        </w:rPr>
         <w:tab/>
       </w:r>
       <w:r>
         <w:rPr>
           <w:rFonts w:ascii="Avenir Next" w:hAnsi="Avenir Next" w:cs="Avenir Next" w:eastAsia="Avenir Next"/>
           <w:color w:val="1A1A1A"/>
-          <w:sz w:val="21"/>
+          <w:sz w:val="22"/>
           <w:szCs w:val="21"/>
         </w:rPr>
         <w:t xml:space="preserve">6</w:t>
@@ -2718,7 +2736,7 @@
           <w:rFonts w:ascii="Avenir Next" w:hAnsi="Avenir Next" w:cs="Avenir Next" w:eastAsia="Avenir Next"/>
           <w:i/>
           <w:color w:val="1A1A1A"/>
-          <w:sz w:val="21"/>
+          <w:sz w:val="22"/>
           <w:szCs w:val="21"/>
         </w:rPr>
         <w:t xml:space="preserve">n</w:t>
@@ -2727,7 +2745,7 @@
         <w:rPr>
           <w:rFonts w:ascii="Avenir Next" w:hAnsi="Avenir Next" w:cs="Avenir Next" w:eastAsia="Avenir Next"/>
           <w:color w:val="1A1A1A"/>
-          <w:sz w:val="21"/>
+          <w:sz w:val="22"/>
           <w:szCs w:val="21"/>
         </w:rPr>
         <w:t xml:space="preserve"> + 12</w:t>
@@ -2738,7 +2756,7 @@
         <w:tabs>
           <w:tab w:val="left" w:pos="950"/>
         </w:tabs>
-        <w:spacing w:before="20" w:after="0" w:line="256" w:lineRule="auto"/>
+        <w:spacing w:before="17" w:after="0" w:line="248" w:lineRule="auto"/>
         <w:ind w:left="950" w:hanging="950"/>
       </w:pPr>
       <w:r>
@@ -2746,18 +2764,18 @@
           <w:rFonts w:ascii="Avenir Next" w:hAnsi="Avenir Next" w:cs="Avenir Next" w:eastAsia="Avenir Next"/>
           <w:b/>
           <w:color w:val="1A1A1A"/>
+          <w:sz w:val="22"/>
+          <w:szCs w:val="21"/>
+        </w:rPr>
+        <w:t xml:space="preserve">Answer</w:t>
+      </w:r>
+      <w:r>
+        <w:rPr>
+          <w:rFonts w:ascii="Avenir Next" w:hAnsi="Avenir Next" w:cs="Avenir Next" w:eastAsia="Avenir Next"/>
+          <w:color w:val="1A1A1A"/>
           <w:sz w:val="21"/>
           <w:szCs w:val="21"/>
         </w:rPr>
-        <w:t xml:space="preserve">Answer</w:t>
-      </w:r>
-      <w:r>
-        <w:rPr>
-          <w:rFonts w:ascii="Avenir Next" w:hAnsi="Avenir Next" w:cs="Avenir Next" w:eastAsia="Avenir Next"/>
-          <w:color w:val="1A1A1A"/>
-          <w:sz w:val="21"/>
-          <w:szCs w:val="21"/>
-        </w:rPr>
         <w:tab/>
       </w:r>
       <w:r>
@@ -2765,7 +2783,7 @@
           <w:rFonts w:ascii="Avenir Next" w:hAnsi="Avenir Next" w:cs="Avenir Next" w:eastAsia="Avenir Next"/>
           <w:b/>
           <w:color w:val="1A1A1A"/>
-          <w:sz w:val="21"/>
+          <w:sz w:val="22"/>
           <w:szCs w:val="21"/>
         </w:rPr>
         <w:t xml:space="preserve">6</w:t>
@@ -2776,7 +2794,7 @@
           <w:b/>
           <w:i/>
           <w:color w:val="1A1A1A"/>
-          <w:sz w:val="21"/>
+          <w:sz w:val="22"/>
           <w:szCs w:val="21"/>
         </w:rPr>
         <w:t xml:space="preserve">n</w:t>
@@ -2786,7 +2804,7 @@
           <w:rFonts w:ascii="Avenir Next" w:hAnsi="Avenir Next" w:cs="Avenir Next" w:eastAsia="Avenir Next"/>
           <w:b/>
           <w:color w:val="1A1A1A"/>
-          <w:sz w:val="21"/>
+          <w:sz w:val="22"/>
           <w:szCs w:val="21"/>
         </w:rPr>
         <w:t xml:space="preserve"> + 12</w:t>
@@ -2794,6 +2812,7 @@
     </w:p>
     <w:p>
       <w:pPr>
+        <w:pStyle w:val="Heading2"/>
         <w:keepNext/>
         <w:pBdr>
           <w:bottom w:val="single" w:sz="8" w:space="3" w:color="003A70"/>
@@ -2801,7 +2820,7 @@
         <w:tabs>
           <w:tab w:val="right" w:pos="9504"/>
         </w:tabs>
-        <w:spacing w:before="50" w:after="36" w:line="240" w:lineRule="auto"/>
+        <w:spacing w:before="42" w:after="31" w:line="240" w:lineRule="auto"/>
       </w:pPr>
       <w:r>
         <w:rPr>
@@ -2809,7 +2828,7 @@
           <w:b/>
           <w:color w:val="003A70"/>
           <w:spacing w:val="14"/>
-          <w:sz w:val="19"/>
+          <w:sz w:val="22"/>
           <w:szCs w:val="19"/>
         </w:rPr>
         <w:t xml:space="preserve">TRY IT WITH HELP</w:t>
@@ -2828,7 +2847,7 @@
           <w:rFonts w:ascii="Avenir Next" w:hAnsi="Avenir Next" w:cs="Avenir Next" w:eastAsia="Avenir Next"/>
           <w:i/>
           <w:color w:val="5A5F66"/>
-          <w:sz w:val="17"/>
+          <w:sz w:val="22"/>
           <w:szCs w:val="17"/>
         </w:rPr>
         <w:t xml:space="preserve">fill in each step</w:t>
@@ -2840,7 +2859,7 @@
         <w:tabs>
           <w:tab w:val="left" w:pos="432"/>
         </w:tabs>
-        <w:spacing w:before="90" w:after="40" w:line="268" w:lineRule="auto"/>
+        <w:spacing w:before="76" w:after="34" w:line="254" w:lineRule="auto"/>
         <w:ind w:left="432" w:hanging="432"/>
       </w:pPr>
       <w:r>
@@ -2916,7 +2935,7 @@
         <w:tabs>
           <w:tab w:val="left" w:pos="1300"/>
         </w:tabs>
-        <w:spacing w:before="0" w:after="24" w:line="272" w:lineRule="auto"/>
+        <w:spacing w:before="0" w:after="20" w:line="256" w:lineRule="auto"/>
         <w:ind w:left="1300" w:hanging="868"/>
       </w:pPr>
       <w:r>
@@ -2924,73 +2943,73 @@
           <w:rFonts w:ascii="Avenir Next" w:hAnsi="Avenir Next" w:cs="Avenir Next" w:eastAsia="Avenir Next"/>
           <w:b/>
           <w:color w:val="003A70"/>
+          <w:sz w:val="22"/>
+          <w:szCs w:val="18"/>
+        </w:rPr>
+        <w:t xml:space="preserve">Step 1</w:t>
+      </w:r>
+      <w:r>
+        <w:rPr>
+          <w:rFonts w:ascii="Avenir Next" w:hAnsi="Avenir Next" w:cs="Avenir Next" w:eastAsia="Avenir Next"/>
+          <w:color w:val="1A1A1A"/>
           <w:sz w:val="18"/>
           <w:szCs w:val="18"/>
         </w:rPr>
-        <w:t xml:space="preserve">Step 1</w:t>
-      </w:r>
-      <w:r>
-        <w:rPr>
-          <w:rFonts w:ascii="Avenir Next" w:hAnsi="Avenir Next" w:cs="Avenir Next" w:eastAsia="Avenir Next"/>
-          <w:color w:val="1A1A1A"/>
-          <w:sz w:val="18"/>
-          <w:szCs w:val="18"/>
-        </w:rPr>
         <w:tab/>
       </w:r>
       <w:r>
         <w:rPr>
           <w:rFonts w:ascii="Avenir Next" w:hAnsi="Avenir Next" w:cs="Avenir Next" w:eastAsia="Avenir Next"/>
           <w:color w:val="1A1A1A"/>
+          <w:sz w:val="22"/>
+          <w:szCs w:val="21"/>
+        </w:rPr>
+        <w:t xml:space="preserve">2</w:t>
+      </w:r>
+      <w:r>
+        <w:rPr>
+          <w:rFonts w:ascii="Avenir Next" w:hAnsi="Avenir Next" w:cs="Avenir Next" w:eastAsia="Avenir Next"/>
+          <w:i/>
+          <w:color w:val="1A1A1A"/>
+          <w:sz w:val="22"/>
+          <w:szCs w:val="21"/>
+        </w:rPr>
+        <w:t xml:space="preserve">x</w:t>
+      </w:r>
+      <w:r>
+        <w:rPr>
+          <w:rFonts w:ascii="Avenir Next" w:hAnsi="Avenir Next" w:cs="Avenir Next" w:eastAsia="Avenir Next"/>
+          <w:color w:val="1A1A1A"/>
+          <w:sz w:val="22"/>
+          <w:szCs w:val="21"/>
+        </w:rPr>
+        <w:t xml:space="preserve"> + </w:t>
+      </w:r>
+      <w:r>
+        <w:rPr>
+          <w:rFonts w:ascii="Avenir Next" w:hAnsi="Avenir Next" w:cs="Avenir Next" w:eastAsia="Avenir Next"/>
+          <w:color w:val="1A1A1A"/>
           <w:sz w:val="21"/>
           <w:szCs w:val="21"/>
-        </w:rPr>
-        <w:t xml:space="preserve">2</w:t>
+          <w:u w:val="single"/>
+        </w:rPr>
+        <w:t xml:space="preserve">                </w:t>
+      </w:r>
+      <w:r>
+        <w:rPr>
+          <w:rFonts w:ascii="Avenir Next" w:hAnsi="Avenir Next" w:cs="Avenir Next" w:eastAsia="Avenir Next"/>
+          <w:color w:val="1A1A1A"/>
+          <w:sz w:val="22"/>
+          <w:szCs w:val="21"/>
+        </w:rPr>
+        <w:t xml:space="preserve"> + 5</w:t>
       </w:r>
       <w:r>
         <w:rPr>
           <w:rFonts w:ascii="Avenir Next" w:hAnsi="Avenir Next" w:cs="Avenir Next" w:eastAsia="Avenir Next"/>
           <w:i/>
           <w:color w:val="1A1A1A"/>
-          <w:sz w:val="21"/>
-          <w:szCs w:val="21"/>
-        </w:rPr>
-        <w:t xml:space="preserve">x</w:t>
-      </w:r>
-      <w:r>
-        <w:rPr>
-          <w:rFonts w:ascii="Avenir Next" w:hAnsi="Avenir Next" w:cs="Avenir Next" w:eastAsia="Avenir Next"/>
-          <w:color w:val="1A1A1A"/>
-          <w:sz w:val="21"/>
-          <w:szCs w:val="21"/>
-        </w:rPr>
-        <w:t xml:space="preserve"> + </w:t>
-      </w:r>
-      <w:r>
-        <w:rPr>
-          <w:rFonts w:ascii="Avenir Next" w:hAnsi="Avenir Next" w:cs="Avenir Next" w:eastAsia="Avenir Next"/>
-          <w:color w:val="1A1A1A"/>
-          <w:sz w:val="21"/>
-          <w:szCs w:val="21"/>
-          <w:u w:val="single"/>
-        </w:rPr>
-        <w:t xml:space="preserve">                </w:t>
-      </w:r>
-      <w:r>
-        <w:rPr>
-          <w:rFonts w:ascii="Avenir Next" w:hAnsi="Avenir Next" w:cs="Avenir Next" w:eastAsia="Avenir Next"/>
-          <w:color w:val="1A1A1A"/>
-          <w:sz w:val="21"/>
-          <w:szCs w:val="21"/>
-        </w:rPr>
-        <w:t xml:space="preserve"> + 5</w:t>
-      </w:r>
-      <w:r>
-        <w:rPr>
-          <w:rFonts w:ascii="Avenir Next" w:hAnsi="Avenir Next" w:cs="Avenir Next" w:eastAsia="Avenir Next"/>
-          <w:i/>
-          <w:color w:val="1A1A1A"/>
-          <w:sz w:val="21"/>
+          <w:sz w:val="22"/>
           <w:szCs w:val="21"/>
         </w:rPr>
         <w:t xml:space="preserve">x</w:t>
@@ -3002,7 +3021,7 @@
         <w:tabs>
           <w:tab w:val="left" w:pos="1300"/>
         </w:tabs>
-        <w:spacing w:before="0" w:after="24" w:line="272" w:lineRule="auto"/>
+        <w:spacing w:before="0" w:after="20" w:line="256" w:lineRule="auto"/>
         <w:ind w:left="1300" w:hanging="868"/>
       </w:pPr>
       <w:r>
@@ -3010,25 +3029,25 @@
           <w:rFonts w:ascii="Avenir Next" w:hAnsi="Avenir Next" w:cs="Avenir Next" w:eastAsia="Avenir Next"/>
           <w:b/>
           <w:color w:val="003A70"/>
+          <w:sz w:val="22"/>
+          <w:szCs w:val="18"/>
+        </w:rPr>
+        <w:t xml:space="preserve">Step 2</w:t>
+      </w:r>
+      <w:r>
+        <w:rPr>
+          <w:rFonts w:ascii="Avenir Next" w:hAnsi="Avenir Next" w:cs="Avenir Next" w:eastAsia="Avenir Next"/>
+          <w:color w:val="1A1A1A"/>
           <w:sz w:val="18"/>
           <w:szCs w:val="18"/>
         </w:rPr>
-        <w:t xml:space="preserve">Step 2</w:t>
-      </w:r>
-      <w:r>
-        <w:rPr>
-          <w:rFonts w:ascii="Avenir Next" w:hAnsi="Avenir Next" w:cs="Avenir Next" w:eastAsia="Avenir Next"/>
-          <w:color w:val="1A1A1A"/>
-          <w:sz w:val="18"/>
-          <w:szCs w:val="18"/>
-        </w:rPr>
         <w:tab/>
       </w:r>
       <w:r>
         <w:rPr>
           <w:rFonts w:ascii="Avenir Next" w:hAnsi="Avenir Next" w:cs="Avenir Next" w:eastAsia="Avenir Next"/>
           <w:color w:val="1A1A1A"/>
-          <w:sz w:val="21"/>
+          <w:sz w:val="22"/>
           <w:szCs w:val="21"/>
         </w:rPr>
         <w:t xml:space="preserve">2</w:t>
@@ -3038,7 +3057,7 @@
           <w:rFonts w:ascii="Avenir Next" w:hAnsi="Avenir Next" w:cs="Avenir Next" w:eastAsia="Avenir Next"/>
           <w:i/>
           <w:color w:val="1A1A1A"/>
-          <w:sz w:val="21"/>
+          <w:sz w:val="22"/>
           <w:szCs w:val="21"/>
         </w:rPr>
         <w:t xml:space="preserve">x</w:t>
@@ -3047,7 +3066,7 @@
         <w:rPr>
           <w:rFonts w:ascii="Avenir Next" w:hAnsi="Avenir Next" w:cs="Avenir Next" w:eastAsia="Avenir Next"/>
           <w:color w:val="1A1A1A"/>
-          <w:sz w:val="21"/>
+          <w:sz w:val="22"/>
           <w:szCs w:val="21"/>
         </w:rPr>
         <w:t xml:space="preserve"> + 5</w:t>
@@ -3057,7 +3076,7 @@
           <w:rFonts w:ascii="Avenir Next" w:hAnsi="Avenir Next" w:cs="Avenir Next" w:eastAsia="Avenir Next"/>
           <w:i/>
           <w:color w:val="1A1A1A"/>
-          <w:sz w:val="21"/>
+          <w:sz w:val="22"/>
           <w:szCs w:val="21"/>
         </w:rPr>
         <w:t xml:space="preserve">x</w:t>
@@ -3066,7 +3085,7 @@
         <w:rPr>
           <w:rFonts w:ascii="Avenir Next" w:hAnsi="Avenir Next" w:cs="Avenir Next" w:eastAsia="Avenir Next"/>
           <w:color w:val="1A1A1A"/>
-          <w:sz w:val="21"/>
+          <w:sz w:val="22"/>
           <w:szCs w:val="21"/>
         </w:rPr>
         <w:t xml:space="preserve"> = </w:t>
@@ -3088,7 +3107,7 @@
         <w:tabs>
           <w:tab w:val="left" w:pos="1300"/>
         </w:tabs>
-        <w:spacing w:before="0" w:after="24" w:line="272" w:lineRule="auto"/>
+        <w:spacing w:before="0" w:after="20" w:line="256" w:lineRule="auto"/>
         <w:ind w:left="1300" w:hanging="868"/>
       </w:pPr>
       <w:r>
@@ -3096,25 +3115,25 @@
           <w:rFonts w:ascii="Avenir Next" w:hAnsi="Avenir Next" w:cs="Avenir Next" w:eastAsia="Avenir Next"/>
           <w:b/>
           <w:color w:val="003A70"/>
+          <w:sz w:val="22"/>
+          <w:szCs w:val="18"/>
+        </w:rPr>
+        <w:t xml:space="preserve">Step 3</w:t>
+      </w:r>
+      <w:r>
+        <w:rPr>
+          <w:rFonts w:ascii="Avenir Next" w:hAnsi="Avenir Next" w:cs="Avenir Next" w:eastAsia="Avenir Next"/>
+          <w:color w:val="1A1A1A"/>
           <w:sz w:val="18"/>
           <w:szCs w:val="18"/>
         </w:rPr>
-        <w:t xml:space="preserve">Step 3</w:t>
-      </w:r>
-      <w:r>
-        <w:rPr>
-          <w:rFonts w:ascii="Avenir Next" w:hAnsi="Avenir Next" w:cs="Avenir Next" w:eastAsia="Avenir Next"/>
-          <w:color w:val="1A1A1A"/>
-          <w:sz w:val="18"/>
-          <w:szCs w:val="18"/>
-        </w:rPr>
         <w:tab/>
       </w:r>
       <w:r>
         <w:rPr>
           <w:rFonts w:ascii="Avenir Next" w:hAnsi="Avenir Next" w:cs="Avenir Next" w:eastAsia="Avenir Next"/>
           <w:color w:val="1A1A1A"/>
-          <w:sz w:val="21"/>
+          <w:sz w:val="22"/>
           <w:szCs w:val="21"/>
         </w:rPr>
         <w:t xml:space="preserve">Write: </w:t>
@@ -3141,7 +3160,7 @@
         <w:tabs>
           <w:tab w:val="left" w:pos="432"/>
         </w:tabs>
-        <w:spacing w:before="90" w:after="40" w:line="268" w:lineRule="auto"/>
+        <w:spacing w:before="76" w:after="34" w:line="254" w:lineRule="auto"/>
         <w:ind w:left="432" w:hanging="432"/>
       </w:pPr>
       <w:r>
@@ -3217,7 +3236,7 @@
         <w:tabs>
           <w:tab w:val="left" w:pos="1300"/>
         </w:tabs>
-        <w:spacing w:before="0" w:after="24" w:line="272" w:lineRule="auto"/>
+        <w:spacing w:before="0" w:after="20" w:line="256" w:lineRule="auto"/>
         <w:ind w:left="1300" w:hanging="868"/>
       </w:pPr>
       <w:r>
@@ -3225,73 +3244,73 @@
           <w:rFonts w:ascii="Avenir Next" w:hAnsi="Avenir Next" w:cs="Avenir Next" w:eastAsia="Avenir Next"/>
           <w:b/>
           <w:color w:val="003A70"/>
+          <w:sz w:val="22"/>
+          <w:szCs w:val="18"/>
+        </w:rPr>
+        <w:t xml:space="preserve">Step 1</w:t>
+      </w:r>
+      <w:r>
+        <w:rPr>
+          <w:rFonts w:ascii="Avenir Next" w:hAnsi="Avenir Next" w:cs="Avenir Next" w:eastAsia="Avenir Next"/>
+          <w:color w:val="1A1A1A"/>
           <w:sz w:val="18"/>
           <w:szCs w:val="18"/>
         </w:rPr>
-        <w:t xml:space="preserve">Step 1</w:t>
-      </w:r>
-      <w:r>
-        <w:rPr>
-          <w:rFonts w:ascii="Avenir Next" w:hAnsi="Avenir Next" w:cs="Avenir Next" w:eastAsia="Avenir Next"/>
-          <w:color w:val="1A1A1A"/>
-          <w:sz w:val="18"/>
-          <w:szCs w:val="18"/>
-        </w:rPr>
         <w:tab/>
       </w:r>
       <w:r>
         <w:rPr>
           <w:rFonts w:ascii="Avenir Next" w:hAnsi="Avenir Next" w:cs="Avenir Next" w:eastAsia="Avenir Next"/>
           <w:color w:val="1A1A1A"/>
+          <w:sz w:val="22"/>
+          <w:szCs w:val="21"/>
+        </w:rPr>
+        <w:t xml:space="preserve">6</w:t>
+      </w:r>
+      <w:r>
+        <w:rPr>
+          <w:rFonts w:ascii="Avenir Next" w:hAnsi="Avenir Next" w:cs="Avenir Next" w:eastAsia="Avenir Next"/>
+          <w:i/>
+          <w:color w:val="1A1A1A"/>
+          <w:sz w:val="22"/>
+          <w:szCs w:val="21"/>
+        </w:rPr>
+        <w:t xml:space="preserve">k</w:t>
+      </w:r>
+      <w:r>
+        <w:rPr>
+          <w:rFonts w:ascii="Avenir Next" w:hAnsi="Avenir Next" w:cs="Avenir Next" w:eastAsia="Avenir Next"/>
+          <w:color w:val="1A1A1A"/>
+          <w:sz w:val="22"/>
+          <w:szCs w:val="21"/>
+        </w:rPr>
+        <w:t xml:space="preserve"> + </w:t>
+      </w:r>
+      <w:r>
+        <w:rPr>
+          <w:rFonts w:ascii="Avenir Next" w:hAnsi="Avenir Next" w:cs="Avenir Next" w:eastAsia="Avenir Next"/>
+          <w:color w:val="1A1A1A"/>
           <w:sz w:val="21"/>
           <w:szCs w:val="21"/>
-        </w:rPr>
-        <w:t xml:space="preserve">6</w:t>
+          <w:u w:val="single"/>
+        </w:rPr>
+        <w:t xml:space="preserve">                </w:t>
+      </w:r>
+      <w:r>
+        <w:rPr>
+          <w:rFonts w:ascii="Avenir Next" w:hAnsi="Avenir Next" w:cs="Avenir Next" w:eastAsia="Avenir Next"/>
+          <w:color w:val="1A1A1A"/>
+          <w:sz w:val="22"/>
+          <w:szCs w:val="21"/>
+        </w:rPr>
+        <w:t xml:space="preserve"> − 2</w:t>
       </w:r>
       <w:r>
         <w:rPr>
           <w:rFonts w:ascii="Avenir Next" w:hAnsi="Avenir Next" w:cs="Avenir Next" w:eastAsia="Avenir Next"/>
           <w:i/>
           <w:color w:val="1A1A1A"/>
-          <w:sz w:val="21"/>
-          <w:szCs w:val="21"/>
-        </w:rPr>
-        <w:t xml:space="preserve">k</w:t>
-      </w:r>
-      <w:r>
-        <w:rPr>
-          <w:rFonts w:ascii="Avenir Next" w:hAnsi="Avenir Next" w:cs="Avenir Next" w:eastAsia="Avenir Next"/>
-          <w:color w:val="1A1A1A"/>
-          <w:sz w:val="21"/>
-          <w:szCs w:val="21"/>
-        </w:rPr>
-        <w:t xml:space="preserve"> + </w:t>
-      </w:r>
-      <w:r>
-        <w:rPr>
-          <w:rFonts w:ascii="Avenir Next" w:hAnsi="Avenir Next" w:cs="Avenir Next" w:eastAsia="Avenir Next"/>
-          <w:color w:val="1A1A1A"/>
-          <w:sz w:val="21"/>
-          <w:szCs w:val="21"/>
-          <w:u w:val="single"/>
-        </w:rPr>
-        <w:t xml:space="preserve">                </w:t>
-      </w:r>
-      <w:r>
-        <w:rPr>
-          <w:rFonts w:ascii="Avenir Next" w:hAnsi="Avenir Next" w:cs="Avenir Next" w:eastAsia="Avenir Next"/>
-          <w:color w:val="1A1A1A"/>
-          <w:sz w:val="21"/>
-          <w:szCs w:val="21"/>
-        </w:rPr>
-        <w:t xml:space="preserve"> − 2</w:t>
-      </w:r>
-      <w:r>
-        <w:rPr>
-          <w:rFonts w:ascii="Avenir Next" w:hAnsi="Avenir Next" w:cs="Avenir Next" w:eastAsia="Avenir Next"/>
-          <w:i/>
-          <w:color w:val="1A1A1A"/>
-          <w:sz w:val="21"/>
+          <w:sz w:val="22"/>
           <w:szCs w:val="21"/>
         </w:rPr>
         <w:t xml:space="preserve">k</w:t>
@@ -3303,7 +3322,7 @@
         <w:tabs>
           <w:tab w:val="left" w:pos="1300"/>
         </w:tabs>
-        <w:spacing w:before="0" w:after="24" w:line="272" w:lineRule="auto"/>
+        <w:spacing w:before="0" w:after="20" w:line="256" w:lineRule="auto"/>
         <w:ind w:left="1300" w:hanging="868"/>
       </w:pPr>
       <w:r>
@@ -3311,25 +3330,25 @@
           <w:rFonts w:ascii="Avenir Next" w:hAnsi="Avenir Next" w:cs="Avenir Next" w:eastAsia="Avenir Next"/>
           <w:b/>
           <w:color w:val="003A70"/>
+          <w:sz w:val="22"/>
+          <w:szCs w:val="18"/>
+        </w:rPr>
+        <w:t xml:space="preserve">Step 2</w:t>
+      </w:r>
+      <w:r>
+        <w:rPr>
+          <w:rFonts w:ascii="Avenir Next" w:hAnsi="Avenir Next" w:cs="Avenir Next" w:eastAsia="Avenir Next"/>
+          <w:color w:val="1A1A1A"/>
           <w:sz w:val="18"/>
           <w:szCs w:val="18"/>
         </w:rPr>
-        <w:t xml:space="preserve">Step 2</w:t>
-      </w:r>
-      <w:r>
-        <w:rPr>
-          <w:rFonts w:ascii="Avenir Next" w:hAnsi="Avenir Next" w:cs="Avenir Next" w:eastAsia="Avenir Next"/>
-          <w:color w:val="1A1A1A"/>
-          <w:sz w:val="18"/>
-          <w:szCs w:val="18"/>
-        </w:rPr>
         <w:tab/>
       </w:r>
       <w:r>
         <w:rPr>
           <w:rFonts w:ascii="Avenir Next" w:hAnsi="Avenir Next" w:cs="Avenir Next" w:eastAsia="Avenir Next"/>
           <w:color w:val="1A1A1A"/>
-          <w:sz w:val="21"/>
+          <w:sz w:val="22"/>
           <w:szCs w:val="21"/>
         </w:rPr>
         <w:t xml:space="preserve">6</w:t>
@@ -3339,7 +3358,7 @@
           <w:rFonts w:ascii="Avenir Next" w:hAnsi="Avenir Next" w:cs="Avenir Next" w:eastAsia="Avenir Next"/>
           <w:i/>
           <w:color w:val="1A1A1A"/>
-          <w:sz w:val="21"/>
+          <w:sz w:val="22"/>
           <w:szCs w:val="21"/>
         </w:rPr>
         <w:t xml:space="preserve">k</w:t>
@@ -3348,7 +3367,7 @@
         <w:rPr>
           <w:rFonts w:ascii="Avenir Next" w:hAnsi="Avenir Next" w:cs="Avenir Next" w:eastAsia="Avenir Next"/>
           <w:color w:val="1A1A1A"/>
-          <w:sz w:val="21"/>
+          <w:sz w:val="22"/>
           <w:szCs w:val="21"/>
         </w:rPr>
         <w:t xml:space="preserve"> − 2</w:t>
@@ -3358,7 +3377,7 @@
           <w:rFonts w:ascii="Avenir Next" w:hAnsi="Avenir Next" w:cs="Avenir Next" w:eastAsia="Avenir Next"/>
           <w:i/>
           <w:color w:val="1A1A1A"/>
-          <w:sz w:val="21"/>
+          <w:sz w:val="22"/>
           <w:szCs w:val="21"/>
         </w:rPr>
         <w:t xml:space="preserve">k</w:t>
@@ -3367,7 +3386,7 @@
         <w:rPr>
           <w:rFonts w:ascii="Avenir Next" w:hAnsi="Avenir Next" w:cs="Avenir Next" w:eastAsia="Avenir Next"/>
           <w:color w:val="1A1A1A"/>
-          <w:sz w:val="21"/>
+          <w:sz w:val="22"/>
           <w:szCs w:val="21"/>
         </w:rPr>
         <w:t xml:space="preserve"> = </w:t>
@@ -3389,7 +3408,7 @@
         <w:tabs>
           <w:tab w:val="left" w:pos="1300"/>
         </w:tabs>
-        <w:spacing w:before="0" w:after="24" w:line="272" w:lineRule="auto"/>
+        <w:spacing w:before="0" w:after="20" w:line="256" w:lineRule="auto"/>
         <w:ind w:left="1300" w:hanging="868"/>
       </w:pPr>
       <w:r>
@@ -3397,35 +3416,35 @@
           <w:rFonts w:ascii="Avenir Next" w:hAnsi="Avenir Next" w:cs="Avenir Next" w:eastAsia="Avenir Next"/>
           <w:b/>
           <w:color w:val="003A70"/>
+          <w:sz w:val="22"/>
+          <w:szCs w:val="18"/>
+        </w:rPr>
+        <w:t xml:space="preserve">Step 3</w:t>
+      </w:r>
+      <w:r>
+        <w:rPr>
+          <w:rFonts w:ascii="Avenir Next" w:hAnsi="Avenir Next" w:cs="Avenir Next" w:eastAsia="Avenir Next"/>
+          <w:color w:val="1A1A1A"/>
           <w:sz w:val="18"/>
           <w:szCs w:val="18"/>
         </w:rPr>
-        <w:t xml:space="preserve">Step 3</w:t>
-      </w:r>
-      <w:r>
-        <w:rPr>
-          <w:rFonts w:ascii="Avenir Next" w:hAnsi="Avenir Next" w:cs="Avenir Next" w:eastAsia="Avenir Next"/>
-          <w:color w:val="1A1A1A"/>
-          <w:sz w:val="18"/>
-          <w:szCs w:val="18"/>
-        </w:rPr>
         <w:tab/>
       </w:r>
       <w:r>
         <w:rPr>
           <w:rFonts w:ascii="Avenir Next" w:hAnsi="Avenir Next" w:cs="Avenir Next" w:eastAsia="Avenir Next"/>
           <w:color w:val="1A1A1A"/>
+          <w:sz w:val="22"/>
+          <w:szCs w:val="21"/>
+        </w:rPr>
+        <w:t xml:space="preserve">Write: </w:t>
+      </w:r>
+      <w:r>
+        <w:rPr>
+          <w:rFonts w:ascii="Avenir Next" w:hAnsi="Avenir Next" w:cs="Avenir Next" w:eastAsia="Avenir Next"/>
+          <w:color w:val="1A1A1A"/>
           <w:sz w:val="21"/>
           <w:szCs w:val="21"/>
-        </w:rPr>
-        <w:t xml:space="preserve">Write: </w:t>
-      </w:r>
-      <w:r>
-        <w:rPr>
-          <w:rFonts w:ascii="Avenir Next" w:hAnsi="Avenir Next" w:cs="Avenir Next" w:eastAsia="Avenir Next"/>
-          <w:color w:val="1A1A1A"/>
-          <w:sz w:val="21"/>
-          <w:szCs w:val="21"/>
           <w:u w:val="single"/>
         </w:rPr>
         <w:t xml:space="preserve">                </w:t>
@@ -3438,6 +3457,7 @@
     </w:p>
     <w:p>
       <w:pPr>
+        <w:pStyle w:val="Heading2"/>
         <w:keepNext/>
         <w:pBdr>
           <w:bottom w:val="single" w:sz="8" w:space="3" w:color="003A70"/>
@@ -3445,7 +3465,7 @@
         <w:tabs>
           <w:tab w:val="right" w:pos="9504"/>
         </w:tabs>
-        <w:spacing w:before="50" w:after="36" w:line="240" w:lineRule="auto"/>
+        <w:spacing w:before="42" w:after="31" w:line="240" w:lineRule="auto"/>
       </w:pPr>
       <w:r>
         <w:rPr>
@@ -3453,7 +3473,7 @@
           <w:b/>
           <w:color w:val="003A70"/>
           <w:spacing w:val="14"/>
-          <w:sz w:val="19"/>
+          <w:sz w:val="22"/>
           <w:szCs w:val="19"/>
         </w:rPr>
         <w:t xml:space="preserve">YOUR TURN</w:t>
@@ -3472,7 +3492,7 @@
           <w:rFonts w:ascii="Avenir Next" w:hAnsi="Avenir Next" w:cs="Avenir Next" w:eastAsia="Avenir Next"/>
           <w:i/>
           <w:color w:val="5A5F66"/>
-          <w:sz w:val="17"/>
+          <w:sz w:val="22"/>
           <w:szCs w:val="17"/>
         </w:rPr>
         <w:t xml:space="preserve">use the steps on your own</w:t>
@@ -3522,7 +3542,7 @@
               <w:tabs>
                 <w:tab w:val="left" w:pos="432"/>
               </w:tabs>
-              <w:spacing w:before="90" w:after="40" w:line="268" w:lineRule="auto"/>
+              <w:spacing w:before="76" w:after="34" w:line="254" w:lineRule="auto"/>
               <w:ind w:left="432" w:hanging="432"/>
             </w:pPr>
             <w:r>
@@ -3595,7 +3615,7 @@
                     <w:tabs>
                       <w:tab w:val="left" w:pos="340"/>
                     </w:tabs>
-                    <w:spacing w:before="0" w:after="0" w:line="276" w:lineRule="auto"/>
+                    <w:spacing w:before="0" w:after="0" w:line="258" w:lineRule="auto"/>
                     <w:ind w:left="340" w:hanging="340"/>
                   </w:pPr>
                   <w:r>
@@ -3695,7 +3715,7 @@
                     <w:tabs>
                       <w:tab w:val="left" w:pos="340"/>
                     </w:tabs>
-                    <w:spacing w:before="0" w:after="0" w:line="276" w:lineRule="auto"/>
+                    <w:spacing w:before="0" w:after="0" w:line="258" w:lineRule="auto"/>
                     <w:ind w:left="340" w:hanging="340"/>
                   </w:pPr>
                   <w:r>
@@ -3801,7 +3821,7 @@
                     <w:tabs>
                       <w:tab w:val="left" w:pos="340"/>
                     </w:tabs>
-                    <w:spacing w:before="0" w:after="0" w:line="276" w:lineRule="auto"/>
+                    <w:spacing w:before="0" w:after="0" w:line="258" w:lineRule="auto"/>
                     <w:ind w:left="340" w:hanging="340"/>
                   </w:pPr>
                   <w:r>
@@ -3901,7 +3921,7 @@
                     <w:tabs>
                       <w:tab w:val="left" w:pos="340"/>
                     </w:tabs>
-                    <w:spacing w:before="0" w:after="0" w:line="276" w:lineRule="auto"/>
+                    <w:spacing w:before="0" w:after="0" w:line="258" w:lineRule="auto"/>
                     <w:ind w:left="340" w:hanging="340"/>
                   </w:pPr>
                   <w:r>
@@ -4007,7 +4027,7 @@
                     <w:tabs>
                       <w:tab w:val="left" w:pos="340"/>
                     </w:tabs>
-                    <w:spacing w:before="0" w:after="0" w:line="276" w:lineRule="auto"/>
+                    <w:spacing w:before="0" w:after="0" w:line="258" w:lineRule="auto"/>
                     <w:ind w:left="340" w:hanging="340"/>
                   </w:pPr>
                   <w:r>
@@ -4098,7 +4118,7 @@
                     <w:tabs>
                       <w:tab w:val="left" w:pos="340"/>
                     </w:tabs>
-                    <w:spacing w:before="0" w:after="0" w:line="276" w:lineRule="auto"/>
+                    <w:spacing w:before="0" w:after="0" w:line="258" w:lineRule="auto"/>
                     <w:ind w:left="340" w:hanging="340"/>
                   </w:pPr>
                   <w:r>
@@ -4205,6 +4225,7 @@
     </w:p>
     <w:p>
       <w:pPr>
+        <w:pStyle w:val="Heading2"/>
         <w:keepNext/>
         <w:pBdr>
           <w:bottom w:val="single" w:sz="8" w:space="3" w:color="003A70"/>
@@ -4212,7 +4233,7 @@
         <w:tabs>
           <w:tab w:val="right" w:pos="9504"/>
         </w:tabs>
-        <w:spacing w:before="50" w:after="36" w:line="240" w:lineRule="auto"/>
+        <w:spacing w:before="42" w:after="31" w:line="240" w:lineRule="auto"/>
       </w:pPr>
       <w:r>
         <w:rPr>
@@ -4220,7 +4241,7 @@
           <w:b/>
           <w:color w:val="003A70"/>
           <w:spacing w:val="14"/>
-          <w:sz w:val="19"/>
+          <w:sz w:val="22"/>
           <w:szCs w:val="19"/>
         </w:rPr>
         <w:t xml:space="preserve">READY CHECK</w:t>
@@ -4239,7 +4260,7 @@
           <w:rFonts w:ascii="Avenir Next" w:hAnsi="Avenir Next" w:cs="Avenir Next" w:eastAsia="Avenir Next"/>
           <w:i/>
           <w:color w:val="5A5F66"/>
-          <w:sz w:val="17"/>
+          <w:sz w:val="22"/>
           <w:szCs w:val="17"/>
         </w:rPr>
         <w:t xml:space="preserve">a problem like the one in today’s lesson</w:t>
@@ -4289,7 +4310,7 @@
               <w:tabs>
                 <w:tab w:val="left" w:pos="432"/>
               </w:tabs>
-              <w:spacing w:before="90" w:after="40" w:line="268" w:lineRule="auto"/>
+              <w:spacing w:before="76" w:after="34" w:line="254" w:lineRule="auto"/>
               <w:ind w:left="432" w:hanging="432"/>
             </w:pPr>
             <w:r>
@@ -4401,7 +4422,7 @@
                     <w:tabs>
                       <w:tab w:val="left" w:pos="340"/>
                     </w:tabs>
-                    <w:spacing w:before="0" w:after="0" w:line="264" w:lineRule="auto"/>
+                    <w:spacing w:before="0" w:after="0" w:line="252" w:lineRule="auto"/>
                     <w:ind w:left="340" w:hanging="340"/>
                   </w:pPr>
                   <w:r>
@@ -4409,44 +4430,44 @@
                       <w:rFonts w:ascii="Avenir Next" w:hAnsi="Avenir Next" w:cs="Avenir Next" w:eastAsia="Avenir Next"/>
                       <w:b/>
                       <w:color w:val="003A70"/>
+                      <w:sz w:val="22"/>
+                      <w:szCs w:val="21"/>
+                    </w:rPr>
+                    <w:t xml:space="preserve">A</w:t>
+                  </w:r>
+                  <w:r>
+                    <w:rPr>
+                      <w:rFonts w:ascii="Avenir Next" w:hAnsi="Avenir Next" w:cs="Avenir Next" w:eastAsia="Avenir Next"/>
+                      <w:color w:val="1A1A1A"/>
                       <w:sz w:val="21"/>
                       <w:szCs w:val="21"/>
                     </w:rPr>
-                    <w:t xml:space="preserve">A</w:t>
-                  </w:r>
-                  <w:r>
-                    <w:rPr>
-                      <w:rFonts w:ascii="Avenir Next" w:hAnsi="Avenir Next" w:cs="Avenir Next" w:eastAsia="Avenir Next"/>
-                      <w:color w:val="1A1A1A"/>
-                      <w:sz w:val="21"/>
+                    <w:tab/>
+                  </w:r>
+                  <w:r>
+                    <w:rPr>
+                      <w:rFonts w:ascii="Avenir Next" w:hAnsi="Avenir Next" w:cs="Avenir Next" w:eastAsia="Avenir Next"/>
+                      <w:color w:val="1A1A1A"/>
+                      <w:sz w:val="22"/>
                       <w:szCs w:val="21"/>
                     </w:rPr>
-                    <w:tab/>
-                  </w:r>
-                  <w:r>
-                    <w:rPr>
-                      <w:rFonts w:ascii="Avenir Next" w:hAnsi="Avenir Next" w:cs="Avenir Next" w:eastAsia="Avenir Next"/>
-                      <w:color w:val="1A1A1A"/>
-                      <w:sz w:val="21"/>
+                    <w:t xml:space="preserve">5</w:t>
+                  </w:r>
+                  <w:r>
+                    <w:rPr>
+                      <w:rFonts w:ascii="Avenir Next" w:hAnsi="Avenir Next" w:cs="Avenir Next" w:eastAsia="Avenir Next"/>
+                      <w:i/>
+                      <w:color w:val="1A1A1A"/>
+                      <w:sz w:val="22"/>
                       <w:szCs w:val="21"/>
                     </w:rPr>
-                    <w:t xml:space="preserve">5</w:t>
-                  </w:r>
-                  <w:r>
-                    <w:rPr>
-                      <w:rFonts w:ascii="Avenir Next" w:hAnsi="Avenir Next" w:cs="Avenir Next" w:eastAsia="Avenir Next"/>
-                      <w:i/>
-                      <w:color w:val="1A1A1A"/>
-                      <w:sz w:val="21"/>
-                      <w:szCs w:val="21"/>
-                    </w:rPr>
                     <w:t xml:space="preserve">z</w:t>
                   </w:r>
                   <w:r>
                     <w:rPr>
                       <w:rFonts w:ascii="Avenir Next" w:hAnsi="Avenir Next" w:cs="Avenir Next" w:eastAsia="Avenir Next"/>
                       <w:color w:val="1A1A1A"/>
-                      <w:sz w:val="21"/>
+                      <w:sz w:val="22"/>
                       <w:szCs w:val="21"/>
                     </w:rPr>
                     <w:t xml:space="preserve"> + 12</w:t>
@@ -4463,7 +4484,7 @@
                     <w:tabs>
                       <w:tab w:val="left" w:pos="340"/>
                     </w:tabs>
-                    <w:spacing w:before="0" w:after="0" w:line="264" w:lineRule="auto"/>
+                    <w:spacing w:before="0" w:after="0" w:line="252" w:lineRule="auto"/>
                     <w:ind w:left="340" w:hanging="340"/>
                   </w:pPr>
                   <w:r>
@@ -4471,44 +4492,44 @@
                       <w:rFonts w:ascii="Avenir Next" w:hAnsi="Avenir Next" w:cs="Avenir Next" w:eastAsia="Avenir Next"/>
                       <w:b/>
                       <w:color w:val="003A70"/>
+                      <w:sz w:val="22"/>
+                      <w:szCs w:val="21"/>
+                    </w:rPr>
+                    <w:t xml:space="preserve">B</w:t>
+                  </w:r>
+                  <w:r>
+                    <w:rPr>
+                      <w:rFonts w:ascii="Avenir Next" w:hAnsi="Avenir Next" w:cs="Avenir Next" w:eastAsia="Avenir Next"/>
+                      <w:color w:val="1A1A1A"/>
                       <w:sz w:val="21"/>
                       <w:szCs w:val="21"/>
                     </w:rPr>
-                    <w:t xml:space="preserve">B</w:t>
-                  </w:r>
-                  <w:r>
-                    <w:rPr>
-                      <w:rFonts w:ascii="Avenir Next" w:hAnsi="Avenir Next" w:cs="Avenir Next" w:eastAsia="Avenir Next"/>
-                      <w:color w:val="1A1A1A"/>
-                      <w:sz w:val="21"/>
+                    <w:tab/>
+                  </w:r>
+                  <w:r>
+                    <w:rPr>
+                      <w:rFonts w:ascii="Avenir Next" w:hAnsi="Avenir Next" w:cs="Avenir Next" w:eastAsia="Avenir Next"/>
+                      <w:color w:val="1A1A1A"/>
+                      <w:sz w:val="22"/>
                       <w:szCs w:val="21"/>
                     </w:rPr>
-                    <w:tab/>
-                  </w:r>
-                  <w:r>
-                    <w:rPr>
-                      <w:rFonts w:ascii="Avenir Next" w:hAnsi="Avenir Next" w:cs="Avenir Next" w:eastAsia="Avenir Next"/>
-                      <w:color w:val="1A1A1A"/>
-                      <w:sz w:val="21"/>
+                    <w:t xml:space="preserve">5</w:t>
+                  </w:r>
+                  <w:r>
+                    <w:rPr>
+                      <w:rFonts w:ascii="Avenir Next" w:hAnsi="Avenir Next" w:cs="Avenir Next" w:eastAsia="Avenir Next"/>
+                      <w:i/>
+                      <w:color w:val="1A1A1A"/>
+                      <w:sz w:val="22"/>
                       <w:szCs w:val="21"/>
                     </w:rPr>
-                    <w:t xml:space="preserve">5</w:t>
-                  </w:r>
-                  <w:r>
-                    <w:rPr>
-                      <w:rFonts w:ascii="Avenir Next" w:hAnsi="Avenir Next" w:cs="Avenir Next" w:eastAsia="Avenir Next"/>
-                      <w:i/>
-                      <w:color w:val="1A1A1A"/>
-                      <w:sz w:val="21"/>
-                      <w:szCs w:val="21"/>
-                    </w:rPr>
                     <w:t xml:space="preserve">z</w:t>
                   </w:r>
                   <w:r>
                     <w:rPr>
                       <w:rFonts w:ascii="Avenir Next" w:hAnsi="Avenir Next" w:cs="Avenir Next" w:eastAsia="Avenir Next"/>
                       <w:color w:val="1A1A1A"/>
-                      <w:sz w:val="21"/>
+                      <w:sz w:val="22"/>
                       <w:szCs w:val="21"/>
                     </w:rPr>
                     <w:t xml:space="preserve"> + 6</w:t>
@@ -4525,7 +4546,7 @@
                     <w:tabs>
                       <w:tab w:val="left" w:pos="340"/>
                     </w:tabs>
-                    <w:spacing w:before="0" w:after="0" w:line="264" w:lineRule="auto"/>
+                    <w:spacing w:before="0" w:after="0" w:line="252" w:lineRule="auto"/>
                     <w:ind w:left="340" w:hanging="340"/>
                   </w:pPr>
                   <w:r>
@@ -4533,44 +4554,44 @@
                       <w:rFonts w:ascii="Avenir Next" w:hAnsi="Avenir Next" w:cs="Avenir Next" w:eastAsia="Avenir Next"/>
                       <w:b/>
                       <w:color w:val="003A70"/>
+                      <w:sz w:val="22"/>
+                      <w:szCs w:val="21"/>
+                    </w:rPr>
+                    <w:t xml:space="preserve">C</w:t>
+                  </w:r>
+                  <w:r>
+                    <w:rPr>
+                      <w:rFonts w:ascii="Avenir Next" w:hAnsi="Avenir Next" w:cs="Avenir Next" w:eastAsia="Avenir Next"/>
+                      <w:color w:val="1A1A1A"/>
                       <w:sz w:val="21"/>
                       <w:szCs w:val="21"/>
                     </w:rPr>
-                    <w:t xml:space="preserve">C</w:t>
-                  </w:r>
-                  <w:r>
-                    <w:rPr>
-                      <w:rFonts w:ascii="Avenir Next" w:hAnsi="Avenir Next" w:cs="Avenir Next" w:eastAsia="Avenir Next"/>
-                      <w:color w:val="1A1A1A"/>
-                      <w:sz w:val="21"/>
+                    <w:tab/>
+                  </w:r>
+                  <w:r>
+                    <w:rPr>
+                      <w:rFonts w:ascii="Avenir Next" w:hAnsi="Avenir Next" w:cs="Avenir Next" w:eastAsia="Avenir Next"/>
+                      <w:color w:val="1A1A1A"/>
+                      <w:sz w:val="22"/>
                       <w:szCs w:val="21"/>
                     </w:rPr>
-                    <w:tab/>
-                  </w:r>
-                  <w:r>
-                    <w:rPr>
-                      <w:rFonts w:ascii="Avenir Next" w:hAnsi="Avenir Next" w:cs="Avenir Next" w:eastAsia="Avenir Next"/>
-                      <w:color w:val="1A1A1A"/>
-                      <w:sz w:val="21"/>
+                    <w:t xml:space="preserve">2</w:t>
+                  </w:r>
+                  <w:r>
+                    <w:rPr>
+                      <w:rFonts w:ascii="Avenir Next" w:hAnsi="Avenir Next" w:cs="Avenir Next" w:eastAsia="Avenir Next"/>
+                      <w:i/>
+                      <w:color w:val="1A1A1A"/>
+                      <w:sz w:val="22"/>
                       <w:szCs w:val="21"/>
                     </w:rPr>
-                    <w:t xml:space="preserve">2</w:t>
-                  </w:r>
-                  <w:r>
-                    <w:rPr>
-                      <w:rFonts w:ascii="Avenir Next" w:hAnsi="Avenir Next" w:cs="Avenir Next" w:eastAsia="Avenir Next"/>
-                      <w:i/>
-                      <w:color w:val="1A1A1A"/>
-                      <w:sz w:val="21"/>
-                      <w:szCs w:val="21"/>
-                    </w:rPr>
                     <w:t xml:space="preserve">z</w:t>
                   </w:r>
                   <w:r>
                     <w:rPr>
                       <w:rFonts w:ascii="Avenir Next" w:hAnsi="Avenir Next" w:cs="Avenir Next" w:eastAsia="Avenir Next"/>
                       <w:color w:val="1A1A1A"/>
-                      <w:sz w:val="21"/>
+                      <w:sz w:val="22"/>
                       <w:szCs w:val="21"/>
                     </w:rPr>
                     <w:t xml:space="preserve"> + 15</w:t>
@@ -4587,7 +4608,7 @@
                     <w:tabs>
                       <w:tab w:val="left" w:pos="340"/>
                     </w:tabs>
-                    <w:spacing w:before="0" w:after="0" w:line="264" w:lineRule="auto"/>
+                    <w:spacing w:before="0" w:after="0" w:line="252" w:lineRule="auto"/>
                     <w:ind w:left="340" w:hanging="340"/>
                   </w:pPr>
                   <w:r>
@@ -4595,27 +4616,27 @@
                       <w:rFonts w:ascii="Avenir Next" w:hAnsi="Avenir Next" w:cs="Avenir Next" w:eastAsia="Avenir Next"/>
                       <w:b/>
                       <w:color w:val="003A70"/>
+                      <w:sz w:val="22"/>
+                      <w:szCs w:val="21"/>
+                    </w:rPr>
+                    <w:t xml:space="preserve">D</w:t>
+                  </w:r>
+                  <w:r>
+                    <w:rPr>
+                      <w:rFonts w:ascii="Avenir Next" w:hAnsi="Avenir Next" w:cs="Avenir Next" w:eastAsia="Avenir Next"/>
+                      <w:color w:val="1A1A1A"/>
                       <w:sz w:val="21"/>
                       <w:szCs w:val="21"/>
                     </w:rPr>
-                    <w:t xml:space="preserve">D</w:t>
-                  </w:r>
-                  <w:r>
-                    <w:rPr>
-                      <w:rFonts w:ascii="Avenir Next" w:hAnsi="Avenir Next" w:cs="Avenir Next" w:eastAsia="Avenir Next"/>
-                      <w:color w:val="1A1A1A"/>
-                      <w:sz w:val="21"/>
+                    <w:tab/>
+                  </w:r>
+                  <w:r>
+                    <w:rPr>
+                      <w:rFonts w:ascii="Avenir Next" w:hAnsi="Avenir Next" w:cs="Avenir Next" w:eastAsia="Avenir Next"/>
+                      <w:color w:val="1A1A1A"/>
+                      <w:sz w:val="22"/>
                       <w:szCs w:val="21"/>
                     </w:rPr>
-                    <w:tab/>
-                  </w:r>
-                  <w:r>
-                    <w:rPr>
-                      <w:rFonts w:ascii="Avenir Next" w:hAnsi="Avenir Next" w:cs="Avenir Next" w:eastAsia="Avenir Next"/>
-                      <w:color w:val="1A1A1A"/>
-                      <w:sz w:val="21"/>
-                      <w:szCs w:val="21"/>
-                    </w:rPr>
                     <w:t xml:space="preserve">17</w:t>
                   </w:r>
                   <w:r>
@@ -4623,7 +4644,7 @@
                       <w:rFonts w:ascii="Avenir Next" w:hAnsi="Avenir Next" w:cs="Avenir Next" w:eastAsia="Avenir Next"/>
                       <w:i/>
                       <w:color w:val="1A1A1A"/>
-                      <w:sz w:val="21"/>
+                      <w:sz w:val="22"/>
                       <w:szCs w:val="21"/>
                     </w:rPr>
                     <w:t xml:space="preserve">z</w:t>
@@ -4672,19 +4693,42 @@
         <w:tblLook w:val="0000" w:firstRow="0" w:lastRow="0" w:firstColumn="0" w:lastColumn="0" w:noHBand="1" w:noVBand="1"/>
       </w:tblPr>
       <w:tblGrid>
-        <w:gridCol w:w="2000"/>
-        <w:gridCol w:w="2300"/>
-        <w:gridCol w:w="2100"/>
-        <w:gridCol w:w="3104"/>
+        <w:gridCol w:w="1750"/>
+        <w:gridCol w:w="2500"/>
+        <w:gridCol w:w="2200"/>
+        <w:gridCol w:w="3054"/>
       </w:tblGrid>
       <w:tr>
         <w:trPr>
           <w:cantSplit/>
-          <w:trHeight w:val="320" w:hRule="atLeast"/>
+          <w:trHeight w:val="300" w:hRule="atLeast"/>
         </w:trPr>
         <w:tc>
           <w:tcPr>
-            <w:tcW w:w="2000" w:type="dxa"/>
+            <w:tcW w:w="1750" w:type="dxa"/>
+            <w:vAlign w:val="center"/>
+          </w:tcPr>
+          <w:p>
+            <w:pPr>
+              <w:pStyle w:val="Heading2"/>
+              <w:spacing w:before="0" w:after="0" w:line="240" w:lineRule="auto"/>
+            </w:pPr>
+            <w:r>
+              <w:rPr>
+                <w:rFonts w:ascii="Avenir Next" w:hAnsi="Avenir Next" w:cs="Avenir Next" w:eastAsia="Avenir Next"/>
+                <w:b/>
+                <w:color w:val="003A70"/>
+                <w:spacing w:val="12"/>
+                <w:sz w:val="15"/>
+                <w:szCs w:val="15"/>
+              </w:rPr>
+              <w:t xml:space="preserve">CHECK YOURSELF</w:t>
+            </w:r>
+          </w:p>
+        </w:tc>
+        <w:tc>
+          <w:tcPr>
+            <w:tcW w:w="2500" w:type="dxa"/>
             <w:vAlign w:val="center"/>
           </w:tcPr>
           <w:p>
@@ -4693,20 +4737,27 @@
             </w:pPr>
             <w:r>
               <w:rPr>
-                <w:rFonts w:ascii="Avenir Next" w:hAnsi="Avenir Next" w:cs="Avenir Next" w:eastAsia="Avenir Next"/>
-                <w:b/>
-                <w:color w:val="003A70"/>
-                <w:spacing w:val="12"/>
-                <w:sz w:val="15"/>
-                <w:szCs w:val="15"/>
-              </w:rPr>
-              <w:t xml:space="preserve">CHECK YOURSELF</w:t>
+                <w:rFonts w:ascii="Arial" w:hAnsi="Arial" w:cs="Arial" w:eastAsia="Arial"/>
+                <w:color w:val="1A1A1A"/>
+                <w:sz w:val="20"/>
+                <w:szCs w:val="20"/>
+              </w:rPr>
+              <w:t xml:space="preserve">□</w:t>
+            </w:r>
+            <w:r>
+              <w:rPr>
+                <w:rFonts w:ascii="Avenir Next" w:hAnsi="Avenir Next" w:cs="Avenir Next" w:eastAsia="Avenir Next"/>
+                <w:color w:val="1A1A1A"/>
+                <w:sz w:val="17"/>
+                <w:szCs w:val="17"/>
+              </w:rPr>
+              <w:t xml:space="preserve">  I can do this on my own</w:t>
             </w:r>
           </w:p>
         </w:tc>
         <w:tc>
           <w:tcPr>
-            <w:tcW w:w="2300" w:type="dxa"/>
+            <w:tcW w:w="2200" w:type="dxa"/>
             <w:vAlign w:val="center"/>
           </w:tcPr>
           <w:p>
@@ -4717,8 +4768,8 @@
               <w:rPr>
                 <w:rFonts w:ascii="Arial" w:hAnsi="Arial" w:cs="Arial" w:eastAsia="Arial"/>
                 <w:color w:val="1A1A1A"/>
-                <w:sz w:val="24"/>
-                <w:szCs w:val="24"/>
+                <w:sz w:val="20"/>
+                <w:szCs w:val="20"/>
               </w:rPr>
               <w:t xml:space="preserve">□</w:t>
             </w:r>
@@ -4729,13 +4780,13 @@
                 <w:sz w:val="17"/>
                 <w:szCs w:val="17"/>
               </w:rPr>
-              <w:t xml:space="preserve">  I can do this on my own</w:t>
+              <w:t xml:space="preserve">  I need a little help</w:t>
             </w:r>
           </w:p>
         </w:tc>
         <w:tc>
           <w:tcPr>
-            <w:tcW w:w="2100" w:type="dxa"/>
+            <w:tcW w:w="3054" w:type="dxa"/>
             <w:vAlign w:val="center"/>
           </w:tcPr>
           <w:p>
@@ -4746,37 +4797,8 @@
               <w:rPr>
                 <w:rFonts w:ascii="Arial" w:hAnsi="Arial" w:cs="Arial" w:eastAsia="Arial"/>
                 <w:color w:val="1A1A1A"/>
-                <w:sz w:val="24"/>
-                <w:szCs w:val="24"/>
-              </w:rPr>
-              <w:t xml:space="preserve">□</w:t>
-            </w:r>
-            <w:r>
-              <w:rPr>
-                <w:rFonts w:ascii="Avenir Next" w:hAnsi="Avenir Next" w:cs="Avenir Next" w:eastAsia="Avenir Next"/>
-                <w:color w:val="1A1A1A"/>
-                <w:sz w:val="17"/>
-                <w:szCs w:val="17"/>
-              </w:rPr>
-              <w:t xml:space="preserve">  I need a little help</w:t>
-            </w:r>
-          </w:p>
-        </w:tc>
-        <w:tc>
-          <w:tcPr>
-            <w:tcW w:w="3104" w:type="dxa"/>
-            <w:vAlign w:val="center"/>
-          </w:tcPr>
-          <w:p>
-            <w:pPr>
-              <w:spacing w:before="0" w:after="0" w:line="240" w:lineRule="auto"/>
-            </w:pPr>
-            <w:r>
-              <w:rPr>
-                <w:rFonts w:ascii="Arial" w:hAnsi="Arial" w:cs="Arial" w:eastAsia="Arial"/>
-                <w:color w:val="1A1A1A"/>
-                <w:sz w:val="24"/>
-                <w:szCs w:val="24"/>
+                <w:sz w:val="20"/>
+                <w:szCs w:val="20"/>
               </w:rPr>
               <w:t xml:space="preserve">□</w:t>
             </w:r>
@@ -4811,7 +4833,7 @@
     <w:sectPr>
       <w:footerReference w:type="default" r:id="rIdFooter1"/>
       <w:pgSz w:w="12240" w:h="15840"/>
-      <w:pgMar w:top="893" w:right="1224" w:bottom="835" w:left="1512" w:header="432" w:footer="432" w:gutter="0"/>
+      <w:pgMar w:top="780" w:right="1224" w:bottom="760" w:left="1512" w:header="432" w:footer="432" w:gutter="0"/>
       <w:cols w:space="720"/>
     </w:sectPr>
   </w:body>
@@ -4891,7 +4913,106 @@
               <w:sz w:val="15"/>
               <w:szCs w:val="15"/>
             </w:rPr>
-            <w:t xml:space="preserve">Lesson 6-8  ·  Session 2  ·  Prerequisite Practice B</w:t>
+            <w:t xml:space="preserve">6-8 · Page </w:t>
+          </w:r>
+          <w:r>
+            <w:rPr>
+              <w:rFonts w:ascii="Avenir Next" w:hAnsi="Avenir Next" w:cs="Avenir Next" w:eastAsia="Avenir Next"/>
+              <w:color w:val="5A5F66"/>
+              <w:sz w:val="15"/>
+              <w:szCs w:val="15"/>
+            </w:rPr>
+            <w:fldChar w:fldCharType="begin"/>
+          </w:r>
+          <w:r>
+            <w:rPr>
+              <w:rFonts w:ascii="Avenir Next" w:hAnsi="Avenir Next" w:cs="Avenir Next" w:eastAsia="Avenir Next"/>
+              <w:color w:val="5A5F66"/>
+              <w:sz w:val="15"/>
+              <w:szCs w:val="15"/>
+            </w:rPr>
+            <w:instrText xml:space="preserve"> PAGE </w:instrText>
+          </w:r>
+          <w:r>
+            <w:rPr>
+              <w:rFonts w:ascii="Avenir Next" w:hAnsi="Avenir Next" w:cs="Avenir Next" w:eastAsia="Avenir Next"/>
+              <w:color w:val="5A5F66"/>
+              <w:sz w:val="15"/>
+              <w:szCs w:val="15"/>
+            </w:rPr>
+            <w:fldChar w:fldCharType="separate"/>
+          </w:r>
+          <w:r>
+            <w:rPr>
+              <w:rFonts w:ascii="Avenir Next" w:hAnsi="Avenir Next" w:cs="Avenir Next" w:eastAsia="Avenir Next"/>
+              <w:color w:val="5A5F66"/>
+              <w:sz w:val="15"/>
+              <w:szCs w:val="15"/>
+            </w:rPr>
+            <w:t xml:space="preserve">1</w:t>
+          </w:r>
+          <w:r>
+            <w:rPr>
+              <w:rFonts w:ascii="Avenir Next" w:hAnsi="Avenir Next" w:cs="Avenir Next" w:eastAsia="Avenir Next"/>
+              <w:color w:val="5A5F66"/>
+              <w:sz w:val="15"/>
+              <w:szCs w:val="15"/>
+            </w:rPr>
+            <w:fldChar w:fldCharType="end"/>
+          </w:r>
+          <w:r>
+            <w:rPr>
+              <w:rFonts w:ascii="Avenir Next" w:hAnsi="Avenir Next" w:cs="Avenir Next" w:eastAsia="Avenir Next"/>
+              <w:color w:val="5A5F66"/>
+              <w:sz w:val="15"/>
+              <w:szCs w:val="15"/>
+            </w:rPr>
+            <w:t xml:space="preserve"> of </w:t>
+          </w:r>
+          <w:r>
+            <w:rPr>
+              <w:rFonts w:ascii="Avenir Next" w:hAnsi="Avenir Next" w:cs="Avenir Next" w:eastAsia="Avenir Next"/>
+              <w:color w:val="5A5F66"/>
+              <w:sz w:val="15"/>
+              <w:szCs w:val="15"/>
+            </w:rPr>
+            <w:fldChar w:fldCharType="begin"/>
+          </w:r>
+          <w:r>
+            <w:rPr>
+              <w:rFonts w:ascii="Avenir Next" w:hAnsi="Avenir Next" w:cs="Avenir Next" w:eastAsia="Avenir Next"/>
+              <w:color w:val="5A5F66"/>
+              <w:sz w:val="15"/>
+              <w:szCs w:val="15"/>
+            </w:rPr>
+            <w:instrText xml:space="preserve"> NUMPAGES </w:instrText>
+          </w:r>
+          <w:r>
+            <w:rPr>
+              <w:rFonts w:ascii="Avenir Next" w:hAnsi="Avenir Next" w:cs="Avenir Next" w:eastAsia="Avenir Next"/>
+              <w:color w:val="5A5F66"/>
+              <w:sz w:val="15"/>
+              <w:szCs w:val="15"/>
+            </w:rPr>
+            <w:fldChar w:fldCharType="separate"/>
+          </w:r>
+          <w:r>
+            <w:rPr>
+              <w:rFonts w:ascii="Avenir Next" w:hAnsi="Avenir Next" w:cs="Avenir Next" w:eastAsia="Avenir Next"/>
+              <w:color w:val="5A5F66"/>
+              <w:sz w:val="15"/>
+              <w:szCs w:val="15"/>
+            </w:rPr>
+            <w:t xml:space="preserve">1</w:t>
+          </w:r>
+          <w:r>
+            <w:rPr>
+              <w:rFonts w:ascii="Avenir Next" w:hAnsi="Avenir Next" w:cs="Avenir Next" w:eastAsia="Avenir Next"/>
+              <w:color w:val="5A5F66"/>
+              <w:sz w:val="15"/>
+              <w:szCs w:val="15"/>
+            </w:rPr>
+            <w:fldChar w:fldCharType="end"/>
           </w:r>
         </w:p>
       </w:tc>
@@ -4934,5 +5055,23 @@
       </w:tblCellMar>
     </w:tblPr>
   </w:style>
+  <w:style w:type="paragraph" w:styleId="Heading1">
+    <w:name w:val="heading 1"/>
+    <w:basedOn w:val="Normal"/>
+    <w:pPr>
+      <w:outlineLvl w:val="0"/>
+      <w:keepNext w:val="0"/>
+      <w:keepLines w:val="0"/>
+    </w:pPr>
+  </w:style>
+  <w:style w:type="paragraph" w:styleId="Heading2">
+    <w:name w:val="heading 2"/>
+    <w:basedOn w:val="Normal"/>
+    <w:pPr>
+      <w:outlineLvl w:val="1"/>
+      <w:keepNext w:val="0"/>
+      <w:keepLines w:val="0"/>
+    </w:pPr>
+  </w:style>
 </w:styles>
 </file>